--- a/public/2026/seq05/FICHE_S5-A03_SketchUp1_4eme.docx
+++ b/public/2026/seq05/FICHE_S5-A03_SketchUp1_4eme.docx
@@ -279,7 +279,7 @@
     </w:tbl>
     <w:p>
       <w:pPr>
-        <w:spacing w:after="60"/>
+        <w:spacing w:after="96"/>
       </w:pPr>
     </w:p>
     <w:tbl>
@@ -329,8 +329,8 @@
                 <w:bCs w:val="false"/>
                 <w:i w:val="false"/>
                 <w:iCs w:val="false"/>
-                <w:sz w:val="16"/>
-                <w:szCs w:val="16"/>
+                <w:sz w:val="24"/>
+                <w:szCs w:val="24"/>
               </w:rPr>
               <w:t xml:space="preserve">NOM : </w:t>
             </w:r>
@@ -364,8 +364,8 @@
                 <w:bCs w:val="false"/>
                 <w:i w:val="false"/>
                 <w:iCs w:val="false"/>
-                <w:sz w:val="16"/>
-                <w:szCs w:val="16"/>
+                <w:sz w:val="24"/>
+                <w:szCs w:val="24"/>
               </w:rPr>
               <w:t xml:space="preserve">PRÉNOM : </w:t>
             </w:r>
@@ -399,8 +399,8 @@
                 <w:bCs w:val="false"/>
                 <w:i w:val="false"/>
                 <w:iCs w:val="false"/>
-                <w:sz w:val="16"/>
-                <w:szCs w:val="16"/>
+                <w:sz w:val="24"/>
+                <w:szCs w:val="24"/>
               </w:rPr>
               <w:t xml:space="preserve">CLASSE : </w:t>
             </w:r>
@@ -434,10 +434,588 @@
                 <w:bCs w:val="false"/>
                 <w:i w:val="false"/>
                 <w:iCs w:val="false"/>
-                <w:sz w:val="16"/>
-                <w:szCs w:val="16"/>
+                <w:sz w:val="24"/>
+                <w:szCs w:val="24"/>
               </w:rPr>
               <w:t xml:space="preserve">MAISON : </w:t>
+            </w:r>
+          </w:p>
+        </w:tc>
+      </w:tr>
+    </w:tbl>
+    <w:p>
+      <w:pPr>
+        <w:spacing w:after="128"/>
+      </w:pPr>
+    </w:p>
+    <w:tbl>
+      <w:tblPr>
+        <w:tblW w:type="dxa" w:w="9360"/>
+        <w:tblBorders>
+          <w:top w:val="single" w:color="auto" w:sz="4"/>
+          <w:left w:val="single" w:color="auto" w:sz="4"/>
+          <w:bottom w:val="single" w:color="auto" w:sz="4"/>
+          <w:right w:val="single" w:color="auto" w:sz="4"/>
+          <w:insideH w:val="single" w:color="auto" w:sz="4"/>
+          <w:insideV w:val="single" w:color="auto" w:sz="4"/>
+        </w:tblBorders>
+      </w:tblPr>
+      <w:tblGrid>
+        <w:gridCol w:w="9360"/>
+      </w:tblGrid>
+      <w:tr>
+        <w:tc>
+          <w:tcPr>
+            <w:tcW w:type="dxa" w:w="9360"/>
+            <w:tcBorders>
+              <w:top w:val="single" w:color="000000" w:sz="6"/>
+              <w:left w:val="single" w:color="000000" w:sz="6"/>
+              <w:bottom w:val="single" w:color="000000" w:sz="6"/>
+              <w:right w:val="single" w:color="000000" w:sz="6"/>
+            </w:tcBorders>
+            <w:shd w:fill="D9D9D9" w:val="clear"/>
+            <w:tcMar>
+              <w:top w:type="dxa" w:w="40"/>
+              <w:left w:type="dxa" w:w="80"/>
+              <w:bottom w:type="dxa" w:w="40"/>
+              <w:right w:type="dxa" w:w="80"/>
+            </w:tcMar>
+            <w:vAlign w:val="center"/>
+          </w:tcPr>
+          <w:p>
+            <w:pPr>
+              <w:spacing w:after="0"/>
+              <w:jc w:val="center"/>
+            </w:pPr>
+            <w:r>
+              <w:rPr>
+                <w:rFonts w:ascii="Arial" w:cs="Arial" w:eastAsia="Arial" w:hAnsi="Arial"/>
+                <w:b/>
+                <w:bCs/>
+                <w:i w:val="false"/>
+                <w:iCs w:val="false"/>
+                <w:sz w:val="32"/>
+                <w:szCs w:val="32"/>
+              </w:rPr>
+              <w:t xml:space="preserve">SKETCHUP (1) : FORMES EXACTES ET POUSSÉ-TIRÉ</w:t>
+            </w:r>
+          </w:p>
+        </w:tc>
+      </w:tr>
+    </w:tbl>
+    <w:p>
+      <w:pPr>
+        <w:spacing w:after="128"/>
+      </w:pPr>
+    </w:p>
+    <w:tbl>
+      <w:tblPr>
+        <w:tblW w:type="dxa" w:w="9360"/>
+        <w:tblBorders>
+          <w:top w:val="single" w:color="auto" w:sz="4"/>
+          <w:left w:val="single" w:color="auto" w:sz="4"/>
+          <w:bottom w:val="single" w:color="auto" w:sz="4"/>
+          <w:right w:val="single" w:color="auto" w:sz="4"/>
+          <w:insideH w:val="single" w:color="auto" w:sz="4"/>
+          <w:insideV w:val="single" w:color="auto" w:sz="4"/>
+        </w:tblBorders>
+      </w:tblPr>
+      <w:tblGrid>
+        <w:gridCol w:w="9360"/>
+      </w:tblGrid>
+      <w:tr>
+        <w:tc>
+          <w:tcPr>
+            <w:tcW w:type="dxa" w:w="9360"/>
+            <w:tcBorders>
+              <w:top w:val="single" w:color="000000" w:sz="6"/>
+              <w:left w:val="single" w:color="000000" w:sz="6"/>
+              <w:bottom w:val="single" w:color="000000" w:sz="6"/>
+              <w:right w:val="single" w:color="000000" w:sz="6"/>
+            </w:tcBorders>
+            <w:tcMar>
+              <w:top w:type="dxa" w:w="100"/>
+              <w:left w:type="dxa" w:w="120"/>
+              <w:bottom w:type="dxa" w:w="100"/>
+              <w:right w:type="dxa" w:w="120"/>
+            </w:tcMar>
+            <w:vAlign w:val="center"/>
+          </w:tcPr>
+          <w:p>
+            <w:pPr>
+              <w:spacing w:after="96"/>
+            </w:pPr>
+            <w:r>
+              <w:rPr>
+                <w:rFonts w:ascii="Arial" w:cs="Arial" w:eastAsia="Arial" w:hAnsi="Arial"/>
+                <w:b w:val="false"/>
+                <w:bCs w:val="false"/>
+                <w:i w:val="false"/>
+                <w:iCs w:val="false"/>
+                <w:sz w:val="24"/>
+                <w:szCs w:val="24"/>
+              </w:rPr>
+              <w:t xml:space="preserve">Ton croquis est choisi ! Le bureau d'études exige maintenant un modèle 3D AUX COTES EXACTES : dans SketchUp, on ne dessine pas « à peu près », on TAPE les dimensions.</w:t>
+            </w:r>
+          </w:p>
+          <w:p>
+            <w:pPr>
+              <w:spacing w:after="0"/>
+            </w:pPr>
+            <w:r>
+              <w:rPr>
+                <w:rFonts w:ascii="Arial" w:cs="Arial" w:eastAsia="Arial" w:hAnsi="Arial"/>
+                <w:b/>
+                <w:bCs/>
+                <w:i/>
+                <w:iCs/>
+                <w:sz w:val="24"/>
+                <w:szCs w:val="24"/>
+              </w:rPr>
+              <w:t xml:space="preserve">❓ Comment modéliser ma solution aux dimensions exactes de mon croquis ?</w:t>
+            </w:r>
+          </w:p>
+        </w:tc>
+      </w:tr>
+    </w:tbl>
+    <w:p>
+      <w:pPr>
+        <w:spacing w:after="128"/>
+      </w:pPr>
+    </w:p>
+    <w:tbl>
+      <w:tblPr>
+        <w:tblW w:type="dxa" w:w="9360"/>
+        <w:tblBorders>
+          <w:top w:val="single" w:color="auto" w:sz="4"/>
+          <w:left w:val="single" w:color="auto" w:sz="4"/>
+          <w:bottom w:val="single" w:color="auto" w:sz="4"/>
+          <w:right w:val="single" w:color="auto" w:sz="4"/>
+          <w:insideH w:val="single" w:color="auto" w:sz="4"/>
+          <w:insideV w:val="single" w:color="auto" w:sz="4"/>
+        </w:tblBorders>
+      </w:tblPr>
+      <w:tblGrid>
+        <w:gridCol w:w="9360"/>
+      </w:tblGrid>
+      <w:tr>
+        <w:tc>
+          <w:tcPr>
+            <w:tcW w:type="dxa" w:w="9360"/>
+            <w:tcBorders>
+              <w:top w:val="single" w:color="000000" w:sz="6"/>
+              <w:left w:val="single" w:color="000000" w:sz="6"/>
+              <w:bottom w:val="single" w:color="000000" w:sz="6"/>
+              <w:right w:val="single" w:color="000000" w:sz="6"/>
+            </w:tcBorders>
+            <w:shd w:fill="F2F2F2" w:val="clear"/>
+            <w:tcMar>
+              <w:top w:type="dxa" w:w="40"/>
+              <w:left w:type="dxa" w:w="80"/>
+              <w:bottom w:type="dxa" w:w="40"/>
+              <w:right w:type="dxa" w:w="80"/>
+            </w:tcMar>
+            <w:vAlign w:val="center"/>
+          </w:tcPr>
+          <w:p>
+            <w:pPr>
+              <w:spacing w:after="0"/>
+            </w:pPr>
+            <w:r>
+              <w:rPr>
+                <w:rFonts w:ascii="Arial" w:cs="Arial" w:eastAsia="Arial" w:hAnsi="Arial"/>
+                <w:b/>
+                <w:bCs/>
+                <w:i w:val="false"/>
+                <w:iCs w:val="false"/>
+                <w:sz w:val="26"/>
+                <w:szCs w:val="26"/>
+              </w:rPr>
+              <w:t xml:space="preserve">PARTIE 1 — L'interface de SketchUp Make 2017  (document projeté)</w:t>
+            </w:r>
+          </w:p>
+        </w:tc>
+      </w:tr>
+    </w:tbl>
+    <w:p>
+      <w:pPr>
+        <w:spacing w:after="64"/>
+      </w:pPr>
+    </w:p>
+    <w:tbl>
+      <w:tblPr>
+        <w:tblW w:type="dxa" w:w="9360"/>
+        <w:tblBorders>
+          <w:top w:val="single" w:color="auto" w:sz="4"/>
+          <w:left w:val="single" w:color="auto" w:sz="4"/>
+          <w:bottom w:val="single" w:color="auto" w:sz="4"/>
+          <w:right w:val="single" w:color="auto" w:sz="4"/>
+          <w:insideH w:val="single" w:color="auto" w:sz="4"/>
+          <w:insideV w:val="single" w:color="auto" w:sz="4"/>
+        </w:tblBorders>
+      </w:tblPr>
+      <w:tblGrid>
+        <w:gridCol w:w="4400"/>
+        <w:gridCol w:w="4960"/>
+      </w:tblGrid>
+      <w:tr>
+        <w:tc>
+          <w:tcPr>
+            <w:tcW w:type="dxa" w:w="4400"/>
+            <w:tcBorders>
+              <w:top w:val="single" w:color="000000" w:sz="6"/>
+              <w:left w:val="single" w:color="000000" w:sz="6"/>
+              <w:bottom w:val="single" w:color="000000" w:sz="6"/>
+              <w:right w:val="single" w:color="000000" w:sz="6"/>
+            </w:tcBorders>
+            <w:shd w:fill="D9D9D9" w:val="clear"/>
+            <w:tcMar>
+              <w:top w:type="dxa" w:w="40"/>
+              <w:left w:type="dxa" w:w="80"/>
+              <w:bottom w:type="dxa" w:w="40"/>
+              <w:right w:type="dxa" w:w="80"/>
+            </w:tcMar>
+            <w:vAlign w:val="center"/>
+          </w:tcPr>
+          <w:p>
+            <w:pPr>
+              <w:spacing w:after="0"/>
+            </w:pPr>
+            <w:r>
+              <w:rPr>
+                <w:rFonts w:ascii="Arial" w:cs="Arial" w:eastAsia="Arial" w:hAnsi="Arial"/>
+                <w:b/>
+                <w:bCs/>
+                <w:i w:val="false"/>
+                <w:iCs w:val="false"/>
+                <w:sz w:val="24"/>
+                <w:szCs w:val="24"/>
+              </w:rPr>
+              <w:t xml:space="preserve">Élément</w:t>
+            </w:r>
+          </w:p>
+        </w:tc>
+        <w:tc>
+          <w:tcPr>
+            <w:tcW w:type="dxa" w:w="4960"/>
+            <w:tcBorders>
+              <w:top w:val="single" w:color="000000" w:sz="6"/>
+              <w:left w:val="single" w:color="000000" w:sz="6"/>
+              <w:bottom w:val="single" w:color="000000" w:sz="6"/>
+              <w:right w:val="single" w:color="000000" w:sz="6"/>
+            </w:tcBorders>
+            <w:shd w:fill="D9D9D9" w:val="clear"/>
+            <w:tcMar>
+              <w:top w:type="dxa" w:w="40"/>
+              <w:left w:type="dxa" w:w="80"/>
+              <w:bottom w:type="dxa" w:w="40"/>
+              <w:right w:type="dxa" w:w="80"/>
+            </w:tcMar>
+            <w:vAlign w:val="center"/>
+          </w:tcPr>
+          <w:p>
+            <w:pPr>
+              <w:spacing w:after="0"/>
+            </w:pPr>
+            <w:r>
+              <w:rPr>
+                <w:rFonts w:ascii="Arial" w:cs="Arial" w:eastAsia="Arial" w:hAnsi="Arial"/>
+                <w:b/>
+                <w:bCs/>
+                <w:i w:val="false"/>
+                <w:iCs w:val="false"/>
+                <w:sz w:val="24"/>
+                <w:szCs w:val="24"/>
+              </w:rPr>
+              <w:t xml:space="preserve">Son rôle</w:t>
+            </w:r>
+          </w:p>
+        </w:tc>
+      </w:tr>
+      <w:tr>
+        <w:tc>
+          <w:tcPr>
+            <w:tcW w:type="dxa" w:w="4400"/>
+            <w:tcBorders>
+              <w:top w:val="single" w:color="000000" w:sz="6"/>
+              <w:left w:val="single" w:color="000000" w:sz="6"/>
+              <w:bottom w:val="single" w:color="000000" w:sz="6"/>
+              <w:right w:val="single" w:color="000000" w:sz="6"/>
+            </w:tcBorders>
+            <w:tcMar>
+              <w:top w:type="dxa" w:w="40"/>
+              <w:left w:type="dxa" w:w="80"/>
+              <w:bottom w:type="dxa" w:w="40"/>
+              <w:right w:type="dxa" w:w="80"/>
+            </w:tcMar>
+            <w:vAlign w:val="center"/>
+          </w:tcPr>
+          <w:p>
+            <w:pPr>
+              <w:spacing w:after="0"/>
+            </w:pPr>
+            <w:r>
+              <w:rPr>
+                <w:rFonts w:ascii="Arial" w:cs="Arial" w:eastAsia="Arial" w:hAnsi="Arial"/>
+                <w:b w:val="false"/>
+                <w:bCs w:val="false"/>
+                <w:i w:val="false"/>
+                <w:iCs w:val="false"/>
+                <w:sz w:val="24"/>
+                <w:szCs w:val="24"/>
+              </w:rPr>
+              <w:t xml:space="preserve">Les 3 axes (rouge, vert, bleu)</w:t>
+            </w:r>
+          </w:p>
+        </w:tc>
+        <w:tc>
+          <w:tcPr>
+            <w:tcW w:type="dxa" w:w="4960"/>
+            <w:tcBorders>
+              <w:top w:val="single" w:color="000000" w:sz="6"/>
+              <w:left w:val="single" w:color="000000" w:sz="6"/>
+              <w:bottom w:val="single" w:color="000000" w:sz="6"/>
+              <w:right w:val="single" w:color="000000" w:sz="6"/>
+            </w:tcBorders>
+            <w:tcMar>
+              <w:top w:type="dxa" w:w="40"/>
+              <w:left w:type="dxa" w:w="80"/>
+              <w:bottom w:type="dxa" w:w="40"/>
+              <w:right w:type="dxa" w:w="80"/>
+            </w:tcMar>
+            <w:vAlign w:val="center"/>
+          </w:tcPr>
+          <w:p>
+            <w:pPr>
+              <w:spacing w:after="0"/>
+            </w:pPr>
+            <w:r>
+              <w:rPr>
+                <w:rFonts w:ascii="Arial" w:cs="Arial" w:eastAsia="Arial" w:hAnsi="Arial"/>
+                <w:b w:val="false"/>
+                <w:bCs w:val="false"/>
+                <w:i w:val="false"/>
+                <w:iCs w:val="false"/>
+                <w:sz w:val="24"/>
+                <w:szCs w:val="24"/>
+              </w:rPr>
+              <w:t xml:space="preserve">Repèrent les 3 .............. de l'espace.</w:t>
+            </w:r>
+          </w:p>
+        </w:tc>
+      </w:tr>
+      <w:tr>
+        <w:tc>
+          <w:tcPr>
+            <w:tcW w:type="dxa" w:w="4400"/>
+            <w:tcBorders>
+              <w:top w:val="single" w:color="000000" w:sz="6"/>
+              <w:left w:val="single" w:color="000000" w:sz="6"/>
+              <w:bottom w:val="single" w:color="000000" w:sz="6"/>
+              <w:right w:val="single" w:color="000000" w:sz="6"/>
+            </w:tcBorders>
+            <w:tcMar>
+              <w:top w:type="dxa" w:w="40"/>
+              <w:left w:type="dxa" w:w="80"/>
+              <w:bottom w:type="dxa" w:w="40"/>
+              <w:right w:type="dxa" w:w="80"/>
+            </w:tcMar>
+            <w:vAlign w:val="center"/>
+          </w:tcPr>
+          <w:p>
+            <w:pPr>
+              <w:spacing w:after="0"/>
+            </w:pPr>
+            <w:r>
+              <w:rPr>
+                <w:rFonts w:ascii="Arial" w:cs="Arial" w:eastAsia="Arial" w:hAnsi="Arial"/>
+                <w:b w:val="false"/>
+                <w:bCs w:val="false"/>
+                <w:i w:val="false"/>
+                <w:iCs w:val="false"/>
+                <w:sz w:val="24"/>
+                <w:szCs w:val="24"/>
+              </w:rPr>
+              <w:t xml:space="preserve">La zone « Mesures » (en bas à droite)</w:t>
+            </w:r>
+          </w:p>
+        </w:tc>
+        <w:tc>
+          <w:tcPr>
+            <w:tcW w:type="dxa" w:w="4960"/>
+            <w:tcBorders>
+              <w:top w:val="single" w:color="000000" w:sz="6"/>
+              <w:left w:val="single" w:color="000000" w:sz="6"/>
+              <w:bottom w:val="single" w:color="000000" w:sz="6"/>
+              <w:right w:val="single" w:color="000000" w:sz="6"/>
+            </w:tcBorders>
+            <w:tcMar>
+              <w:top w:type="dxa" w:w="40"/>
+              <w:left w:type="dxa" w:w="80"/>
+              <w:bottom w:type="dxa" w:w="40"/>
+              <w:right w:type="dxa" w:w="80"/>
+            </w:tcMar>
+            <w:vAlign w:val="center"/>
+          </w:tcPr>
+          <w:p>
+            <w:pPr>
+              <w:spacing w:after="0"/>
+            </w:pPr>
+            <w:r>
+              <w:rPr>
+                <w:rFonts w:ascii="Arial" w:cs="Arial" w:eastAsia="Arial" w:hAnsi="Arial"/>
+                <w:b w:val="false"/>
+                <w:bCs w:val="false"/>
+                <w:i w:val="false"/>
+                <w:iCs w:val="false"/>
+                <w:sz w:val="24"/>
+                <w:szCs w:val="24"/>
+              </w:rPr>
+              <w:t xml:space="preserve">J'y .............. les dimensions exactes au clavier.</w:t>
+            </w:r>
+          </w:p>
+        </w:tc>
+      </w:tr>
+      <w:tr>
+        <w:tc>
+          <w:tcPr>
+            <w:tcW w:type="dxa" w:w="4400"/>
+            <w:tcBorders>
+              <w:top w:val="single" w:color="000000" w:sz="6"/>
+              <w:left w:val="single" w:color="000000" w:sz="6"/>
+              <w:bottom w:val="single" w:color="000000" w:sz="6"/>
+              <w:right w:val="single" w:color="000000" w:sz="6"/>
+            </w:tcBorders>
+            <w:tcMar>
+              <w:top w:type="dxa" w:w="40"/>
+              <w:left w:type="dxa" w:w="80"/>
+              <w:bottom w:type="dxa" w:w="40"/>
+              <w:right w:type="dxa" w:w="80"/>
+            </w:tcMar>
+            <w:vAlign w:val="center"/>
+          </w:tcPr>
+          <w:p>
+            <w:pPr>
+              <w:spacing w:after="0"/>
+            </w:pPr>
+            <w:r>
+              <w:rPr>
+                <w:rFonts w:ascii="Arial" w:cs="Arial" w:eastAsia="Arial" w:hAnsi="Arial"/>
+                <w:b w:val="false"/>
+                <w:bCs w:val="false"/>
+                <w:i w:val="false"/>
+                <w:iCs w:val="false"/>
+                <w:sz w:val="24"/>
+                <w:szCs w:val="24"/>
+              </w:rPr>
+              <w:t xml:space="preserve">L'outil Pousser/Tirer</w:t>
+            </w:r>
+          </w:p>
+        </w:tc>
+        <w:tc>
+          <w:tcPr>
+            <w:tcW w:type="dxa" w:w="4960"/>
+            <w:tcBorders>
+              <w:top w:val="single" w:color="000000" w:sz="6"/>
+              <w:left w:val="single" w:color="000000" w:sz="6"/>
+              <w:bottom w:val="single" w:color="000000" w:sz="6"/>
+              <w:right w:val="single" w:color="000000" w:sz="6"/>
+            </w:tcBorders>
+            <w:tcMar>
+              <w:top w:type="dxa" w:w="40"/>
+              <w:left w:type="dxa" w:w="80"/>
+              <w:bottom w:type="dxa" w:w="40"/>
+              <w:right w:type="dxa" w:w="80"/>
+            </w:tcMar>
+            <w:vAlign w:val="center"/>
+          </w:tcPr>
+          <w:p>
+            <w:pPr>
+              <w:spacing w:after="0"/>
+            </w:pPr>
+            <w:r>
+              <w:rPr>
+                <w:rFonts w:ascii="Arial" w:cs="Arial" w:eastAsia="Arial" w:hAnsi="Arial"/>
+                <w:b w:val="false"/>
+                <w:bCs w:val="false"/>
+                <w:i w:val="false"/>
+                <w:iCs w:val="false"/>
+                <w:sz w:val="24"/>
+                <w:szCs w:val="24"/>
+              </w:rPr>
+              <w:t xml:space="preserve">Transforme une surface 2D en .............. (3D).</w:t>
+            </w:r>
+          </w:p>
+        </w:tc>
+      </w:tr>
+      <w:tr>
+        <w:tc>
+          <w:tcPr>
+            <w:tcW w:type="dxa" w:w="4400"/>
+            <w:tcBorders>
+              <w:top w:val="single" w:color="000000" w:sz="6"/>
+              <w:left w:val="single" w:color="000000" w:sz="6"/>
+              <w:bottom w:val="single" w:color="000000" w:sz="6"/>
+              <w:right w:val="single" w:color="000000" w:sz="6"/>
+            </w:tcBorders>
+            <w:tcMar>
+              <w:top w:type="dxa" w:w="40"/>
+              <w:left w:type="dxa" w:w="80"/>
+              <w:bottom w:type="dxa" w:w="40"/>
+              <w:right w:type="dxa" w:w="80"/>
+            </w:tcMar>
+            <w:vAlign w:val="center"/>
+          </w:tcPr>
+          <w:p>
+            <w:pPr>
+              <w:spacing w:after="0"/>
+            </w:pPr>
+            <w:r>
+              <w:rPr>
+                <w:rFonts w:ascii="Arial" w:cs="Arial" w:eastAsia="Arial" w:hAnsi="Arial"/>
+                <w:b w:val="false"/>
+                <w:bCs w:val="false"/>
+                <w:i w:val="false"/>
+                <w:iCs w:val="false"/>
+                <w:sz w:val="24"/>
+                <w:szCs w:val="24"/>
+              </w:rPr>
+              <w:t xml:space="preserve">L'outil Mètre</w:t>
+            </w:r>
+          </w:p>
+        </w:tc>
+        <w:tc>
+          <w:tcPr>
+            <w:tcW w:type="dxa" w:w="4960"/>
+            <w:tcBorders>
+              <w:top w:val="single" w:color="000000" w:sz="6"/>
+              <w:left w:val="single" w:color="000000" w:sz="6"/>
+              <w:bottom w:val="single" w:color="000000" w:sz="6"/>
+              <w:right w:val="single" w:color="000000" w:sz="6"/>
+            </w:tcBorders>
+            <w:tcMar>
+              <w:top w:type="dxa" w:w="40"/>
+              <w:left w:type="dxa" w:w="80"/>
+              <w:bottom w:type="dxa" w:w="40"/>
+              <w:right w:type="dxa" w:w="80"/>
+            </w:tcMar>
+            <w:vAlign w:val="center"/>
+          </w:tcPr>
+          <w:p>
+            <w:pPr>
+              <w:spacing w:after="0"/>
+            </w:pPr>
+            <w:r>
+              <w:rPr>
+                <w:rFonts w:ascii="Arial" w:cs="Arial" w:eastAsia="Arial" w:hAnsi="Arial"/>
+                <w:b w:val="false"/>
+                <w:bCs w:val="false"/>
+                <w:i w:val="false"/>
+                <w:iCs w:val="false"/>
+                <w:sz w:val="24"/>
+                <w:szCs w:val="24"/>
+              </w:rPr>
+              <w:t xml:space="preserve">.............. une dimension pour la contrôler.</w:t>
             </w:r>
           </w:p>
         </w:tc>
@@ -473,19 +1051,18 @@
               <w:bottom w:val="single" w:color="000000" w:sz="6"/>
               <w:right w:val="single" w:color="000000" w:sz="6"/>
             </w:tcBorders>
-            <w:shd w:fill="D9D9D9" w:val="clear"/>
-            <w:tcMar>
-              <w:top w:type="dxa" w:w="40"/>
-              <w:left w:type="dxa" w:w="80"/>
-              <w:bottom w:type="dxa" w:w="40"/>
-              <w:right w:type="dxa" w:w="80"/>
-            </w:tcMar>
-            <w:vAlign w:val="center"/>
-          </w:tcPr>
-          <w:p>
-            <w:pPr>
-              <w:spacing w:after="0"/>
-              <w:jc w:val="center"/>
+            <w:shd w:fill="F2F2F2" w:val="clear"/>
+            <w:tcMar>
+              <w:top w:type="dxa" w:w="40"/>
+              <w:left w:type="dxa" w:w="80"/>
+              <w:bottom w:type="dxa" w:w="40"/>
+              <w:right w:type="dxa" w:w="80"/>
+            </w:tcMar>
+            <w:vAlign w:val="center"/>
+          </w:tcPr>
+          <w:p>
+            <w:pPr>
+              <w:spacing w:after="0"/>
             </w:pPr>
             <w:r>
               <w:rPr>
@@ -494,10 +1071,466 @@
                 <w:bCs/>
                 <w:i w:val="false"/>
                 <w:iCs w:val="false"/>
-                <w:sz w:val="24"/>
-                <w:szCs w:val="24"/>
-              </w:rPr>
-              <w:t xml:space="preserve">SKETCHUP (1) : FORMES EXACTES ET POUSSÉ-TIRÉ</w:t>
+                <w:sz w:val="26"/>
+                <w:szCs w:val="26"/>
+              </w:rPr>
+              <w:t xml:space="preserve">PARTIE 2 — Pas-à-pas : mon premier volume exact  (séance en groupe)</w:t>
+            </w:r>
+          </w:p>
+        </w:tc>
+      </w:tr>
+    </w:tbl>
+    <w:p>
+      <w:pPr>
+        <w:spacing w:after="64"/>
+      </w:pPr>
+    </w:p>
+    <w:tbl>
+      <w:tblPr>
+        <w:tblW w:type="dxa" w:w="9360"/>
+        <w:tblBorders>
+          <w:top w:val="single" w:color="auto" w:sz="4"/>
+          <w:left w:val="single" w:color="auto" w:sz="4"/>
+          <w:bottom w:val="single" w:color="auto" w:sz="4"/>
+          <w:right w:val="single" w:color="auto" w:sz="4"/>
+          <w:insideH w:val="single" w:color="auto" w:sz="4"/>
+          <w:insideV w:val="single" w:color="auto" w:sz="4"/>
+        </w:tblBorders>
+      </w:tblPr>
+      <w:tblGrid>
+        <w:gridCol w:w="900"/>
+        <w:gridCol w:w="8460"/>
+      </w:tblGrid>
+      <w:tr>
+        <w:tc>
+          <w:tcPr>
+            <w:tcW w:type="dxa" w:w="900"/>
+            <w:tcBorders>
+              <w:top w:val="single" w:color="000000" w:sz="6"/>
+              <w:left w:val="single" w:color="000000" w:sz="6"/>
+              <w:bottom w:val="single" w:color="000000" w:sz="6"/>
+              <w:right w:val="single" w:color="000000" w:sz="6"/>
+            </w:tcBorders>
+            <w:shd w:fill="D9D9D9" w:val="clear"/>
+            <w:tcMar>
+              <w:top w:type="dxa" w:w="40"/>
+              <w:left w:type="dxa" w:w="80"/>
+              <w:bottom w:type="dxa" w:w="40"/>
+              <w:right w:type="dxa" w:w="80"/>
+            </w:tcMar>
+            <w:vAlign w:val="center"/>
+          </w:tcPr>
+          <w:p>
+            <w:pPr>
+              <w:spacing w:after="0"/>
+            </w:pPr>
+            <w:r>
+              <w:rPr>
+                <w:rFonts w:ascii="Arial" w:cs="Arial" w:eastAsia="Arial" w:hAnsi="Arial"/>
+                <w:b/>
+                <w:bCs/>
+                <w:i w:val="false"/>
+                <w:iCs w:val="false"/>
+                <w:sz w:val="24"/>
+                <w:szCs w:val="24"/>
+              </w:rPr>
+              <w:t xml:space="preserve">Fait</w:t>
+            </w:r>
+          </w:p>
+        </w:tc>
+        <w:tc>
+          <w:tcPr>
+            <w:tcW w:type="dxa" w:w="8460"/>
+            <w:tcBorders>
+              <w:top w:val="single" w:color="000000" w:sz="6"/>
+              <w:left w:val="single" w:color="000000" w:sz="6"/>
+              <w:bottom w:val="single" w:color="000000" w:sz="6"/>
+              <w:right w:val="single" w:color="000000" w:sz="6"/>
+            </w:tcBorders>
+            <w:shd w:fill="D9D9D9" w:val="clear"/>
+            <w:tcMar>
+              <w:top w:type="dxa" w:w="40"/>
+              <w:left w:type="dxa" w:w="80"/>
+              <w:bottom w:type="dxa" w:w="40"/>
+              <w:right w:type="dxa" w:w="80"/>
+            </w:tcMar>
+            <w:vAlign w:val="center"/>
+          </w:tcPr>
+          <w:p>
+            <w:pPr>
+              <w:spacing w:after="0"/>
+            </w:pPr>
+            <w:r>
+              <w:rPr>
+                <w:rFonts w:ascii="Arial" w:cs="Arial" w:eastAsia="Arial" w:hAnsi="Arial"/>
+                <w:b/>
+                <w:bCs/>
+                <w:i w:val="false"/>
+                <w:iCs w:val="false"/>
+                <w:sz w:val="24"/>
+                <w:szCs w:val="24"/>
+              </w:rPr>
+              <w:t xml:space="preserve">Étape</w:t>
+            </w:r>
+          </w:p>
+        </w:tc>
+      </w:tr>
+      <w:tr>
+        <w:tc>
+          <w:tcPr>
+            <w:tcW w:type="dxa" w:w="900"/>
+            <w:tcBorders>
+              <w:top w:val="single" w:color="000000" w:sz="6"/>
+              <w:left w:val="single" w:color="000000" w:sz="6"/>
+              <w:bottom w:val="single" w:color="000000" w:sz="6"/>
+              <w:right w:val="single" w:color="000000" w:sz="6"/>
+            </w:tcBorders>
+            <w:tcMar>
+              <w:top w:type="dxa" w:w="40"/>
+              <w:left w:type="dxa" w:w="80"/>
+              <w:bottom w:type="dxa" w:w="40"/>
+              <w:right w:type="dxa" w:w="80"/>
+            </w:tcMar>
+            <w:vAlign w:val="center"/>
+          </w:tcPr>
+          <w:p>
+            <w:pPr>
+              <w:spacing w:after="0"/>
+            </w:pPr>
+            <w:r>
+              <w:rPr>
+                <w:rFonts w:ascii="Arial" w:cs="Arial" w:eastAsia="Arial" w:hAnsi="Arial"/>
+                <w:b w:val="false"/>
+                <w:bCs w:val="false"/>
+                <w:i w:val="false"/>
+                <w:iCs w:val="false"/>
+                <w:sz w:val="24"/>
+                <w:szCs w:val="24"/>
+              </w:rPr>
+              <w:t xml:space="preserve">☐ 1</w:t>
+            </w:r>
+          </w:p>
+        </w:tc>
+        <w:tc>
+          <w:tcPr>
+            <w:tcW w:type="dxa" w:w="8460"/>
+            <w:tcBorders>
+              <w:top w:val="single" w:color="000000" w:sz="6"/>
+              <w:left w:val="single" w:color="000000" w:sz="6"/>
+              <w:bottom w:val="single" w:color="000000" w:sz="6"/>
+              <w:right w:val="single" w:color="000000" w:sz="6"/>
+            </w:tcBorders>
+            <w:tcMar>
+              <w:top w:type="dxa" w:w="40"/>
+              <w:left w:type="dxa" w:w="80"/>
+              <w:bottom w:type="dxa" w:w="40"/>
+              <w:right w:type="dxa" w:w="80"/>
+            </w:tcMar>
+            <w:vAlign w:val="center"/>
+          </w:tcPr>
+          <w:p>
+            <w:pPr>
+              <w:spacing w:after="0"/>
+            </w:pPr>
+            <w:r>
+              <w:rPr>
+                <w:rFonts w:ascii="Arial" w:cs="Arial" w:eastAsia="Arial" w:hAnsi="Arial"/>
+                <w:b w:val="false"/>
+                <w:bCs w:val="false"/>
+                <w:i w:val="false"/>
+                <w:iCs w:val="false"/>
+                <w:sz w:val="24"/>
+                <w:szCs w:val="24"/>
+              </w:rPr>
+              <w:t xml:space="preserve">Modèle type : « Menuiserie – millimètres ». Enregistre AUSSITÔT : TECHNO/SEQ05/NOM_support.skp.</w:t>
+            </w:r>
+          </w:p>
+        </w:tc>
+      </w:tr>
+      <w:tr>
+        <w:tc>
+          <w:tcPr>
+            <w:tcW w:type="dxa" w:w="900"/>
+            <w:tcBorders>
+              <w:top w:val="single" w:color="000000" w:sz="6"/>
+              <w:left w:val="single" w:color="000000" w:sz="6"/>
+              <w:bottom w:val="single" w:color="000000" w:sz="6"/>
+              <w:right w:val="single" w:color="000000" w:sz="6"/>
+            </w:tcBorders>
+            <w:tcMar>
+              <w:top w:type="dxa" w:w="40"/>
+              <w:left w:type="dxa" w:w="80"/>
+              <w:bottom w:type="dxa" w:w="40"/>
+              <w:right w:type="dxa" w:w="80"/>
+            </w:tcMar>
+            <w:vAlign w:val="center"/>
+          </w:tcPr>
+          <w:p>
+            <w:pPr>
+              <w:spacing w:after="0"/>
+            </w:pPr>
+            <w:r>
+              <w:rPr>
+                <w:rFonts w:ascii="Arial" w:cs="Arial" w:eastAsia="Arial" w:hAnsi="Arial"/>
+                <w:b w:val="false"/>
+                <w:bCs w:val="false"/>
+                <w:i w:val="false"/>
+                <w:iCs w:val="false"/>
+                <w:sz w:val="24"/>
+                <w:szCs w:val="24"/>
+              </w:rPr>
+              <w:t xml:space="preserve">☐ 2</w:t>
+            </w:r>
+          </w:p>
+        </w:tc>
+        <w:tc>
+          <w:tcPr>
+            <w:tcW w:type="dxa" w:w="8460"/>
+            <w:tcBorders>
+              <w:top w:val="single" w:color="000000" w:sz="6"/>
+              <w:left w:val="single" w:color="000000" w:sz="6"/>
+              <w:bottom w:val="single" w:color="000000" w:sz="6"/>
+              <w:right w:val="single" w:color="000000" w:sz="6"/>
+            </w:tcBorders>
+            <w:tcMar>
+              <w:top w:type="dxa" w:w="40"/>
+              <w:left w:type="dxa" w:w="80"/>
+              <w:bottom w:type="dxa" w:w="40"/>
+              <w:right w:type="dxa" w:w="80"/>
+            </w:tcMar>
+            <w:vAlign w:val="center"/>
+          </w:tcPr>
+          <w:p>
+            <w:pPr>
+              <w:spacing w:after="0"/>
+            </w:pPr>
+            <w:r>
+              <w:rPr>
+                <w:rFonts w:ascii="Arial" w:cs="Arial" w:eastAsia="Arial" w:hAnsi="Arial"/>
+                <w:b w:val="false"/>
+                <w:bCs w:val="false"/>
+                <w:i w:val="false"/>
+                <w:iCs w:val="false"/>
+                <w:sz w:val="24"/>
+                <w:szCs w:val="24"/>
+              </w:rPr>
+              <w:t xml:space="preserve">Outil Rectangle : clique, glisse, puis TAPE  120;80  et Entrée → base exacte de 120 × 80 mm.</w:t>
+            </w:r>
+          </w:p>
+        </w:tc>
+      </w:tr>
+      <w:tr>
+        <w:tc>
+          <w:tcPr>
+            <w:tcW w:type="dxa" w:w="900"/>
+            <w:tcBorders>
+              <w:top w:val="single" w:color="000000" w:sz="6"/>
+              <w:left w:val="single" w:color="000000" w:sz="6"/>
+              <w:bottom w:val="single" w:color="000000" w:sz="6"/>
+              <w:right w:val="single" w:color="000000" w:sz="6"/>
+            </w:tcBorders>
+            <w:tcMar>
+              <w:top w:type="dxa" w:w="40"/>
+              <w:left w:type="dxa" w:w="80"/>
+              <w:bottom w:type="dxa" w:w="40"/>
+              <w:right w:type="dxa" w:w="80"/>
+            </w:tcMar>
+            <w:vAlign w:val="center"/>
+          </w:tcPr>
+          <w:p>
+            <w:pPr>
+              <w:spacing w:after="0"/>
+            </w:pPr>
+            <w:r>
+              <w:rPr>
+                <w:rFonts w:ascii="Arial" w:cs="Arial" w:eastAsia="Arial" w:hAnsi="Arial"/>
+                <w:b w:val="false"/>
+                <w:bCs w:val="false"/>
+                <w:i w:val="false"/>
+                <w:iCs w:val="false"/>
+                <w:sz w:val="24"/>
+                <w:szCs w:val="24"/>
+              </w:rPr>
+              <w:t xml:space="preserve">☐ 3</w:t>
+            </w:r>
+          </w:p>
+        </w:tc>
+        <w:tc>
+          <w:tcPr>
+            <w:tcW w:type="dxa" w:w="8460"/>
+            <w:tcBorders>
+              <w:top w:val="single" w:color="000000" w:sz="6"/>
+              <w:left w:val="single" w:color="000000" w:sz="6"/>
+              <w:bottom w:val="single" w:color="000000" w:sz="6"/>
+              <w:right w:val="single" w:color="000000" w:sz="6"/>
+            </w:tcBorders>
+            <w:tcMar>
+              <w:top w:type="dxa" w:w="40"/>
+              <w:left w:type="dxa" w:w="80"/>
+              <w:bottom w:type="dxa" w:w="40"/>
+              <w:right w:type="dxa" w:w="80"/>
+            </w:tcMar>
+            <w:vAlign w:val="center"/>
+          </w:tcPr>
+          <w:p>
+            <w:pPr>
+              <w:spacing w:after="0"/>
+            </w:pPr>
+            <w:r>
+              <w:rPr>
+                <w:rFonts w:ascii="Arial" w:cs="Arial" w:eastAsia="Arial" w:hAnsi="Arial"/>
+                <w:b w:val="false"/>
+                <w:bCs w:val="false"/>
+                <w:i w:val="false"/>
+                <w:iCs w:val="false"/>
+                <w:sz w:val="24"/>
+                <w:szCs w:val="24"/>
+              </w:rPr>
+              <w:t xml:space="preserve">Outil Pousser/Tirer sur le rectangle : tire vers le haut, TAPE  10  et Entrée → socle de 10 mm.</w:t>
+            </w:r>
+          </w:p>
+        </w:tc>
+      </w:tr>
+      <w:tr>
+        <w:tc>
+          <w:tcPr>
+            <w:tcW w:type="dxa" w:w="900"/>
+            <w:tcBorders>
+              <w:top w:val="single" w:color="000000" w:sz="6"/>
+              <w:left w:val="single" w:color="000000" w:sz="6"/>
+              <w:bottom w:val="single" w:color="000000" w:sz="6"/>
+              <w:right w:val="single" w:color="000000" w:sz="6"/>
+            </w:tcBorders>
+            <w:tcMar>
+              <w:top w:type="dxa" w:w="40"/>
+              <w:left w:type="dxa" w:w="80"/>
+              <w:bottom w:type="dxa" w:w="40"/>
+              <w:right w:type="dxa" w:w="80"/>
+            </w:tcMar>
+            <w:vAlign w:val="center"/>
+          </w:tcPr>
+          <w:p>
+            <w:pPr>
+              <w:spacing w:after="0"/>
+            </w:pPr>
+            <w:r>
+              <w:rPr>
+                <w:rFonts w:ascii="Arial" w:cs="Arial" w:eastAsia="Arial" w:hAnsi="Arial"/>
+                <w:b w:val="false"/>
+                <w:bCs w:val="false"/>
+                <w:i w:val="false"/>
+                <w:iCs w:val="false"/>
+                <w:sz w:val="24"/>
+                <w:szCs w:val="24"/>
+              </w:rPr>
+              <w:t xml:space="preserve">☐ 4</w:t>
+            </w:r>
+          </w:p>
+        </w:tc>
+        <w:tc>
+          <w:tcPr>
+            <w:tcW w:type="dxa" w:w="8460"/>
+            <w:tcBorders>
+              <w:top w:val="single" w:color="000000" w:sz="6"/>
+              <w:left w:val="single" w:color="000000" w:sz="6"/>
+              <w:bottom w:val="single" w:color="000000" w:sz="6"/>
+              <w:right w:val="single" w:color="000000" w:sz="6"/>
+            </w:tcBorders>
+            <w:tcMar>
+              <w:top w:type="dxa" w:w="40"/>
+              <w:left w:type="dxa" w:w="80"/>
+              <w:bottom w:type="dxa" w:w="40"/>
+              <w:right w:type="dxa" w:w="80"/>
+            </w:tcMar>
+            <w:vAlign w:val="center"/>
+          </w:tcPr>
+          <w:p>
+            <w:pPr>
+              <w:spacing w:after="0"/>
+            </w:pPr>
+            <w:r>
+              <w:rPr>
+                <w:rFonts w:ascii="Arial" w:cs="Arial" w:eastAsia="Arial" w:hAnsi="Arial"/>
+                <w:b w:val="false"/>
+                <w:bCs w:val="false"/>
+                <w:i w:val="false"/>
+                <w:iCs w:val="false"/>
+                <w:sz w:val="24"/>
+                <w:szCs w:val="24"/>
+              </w:rPr>
+              <w:t xml:space="preserve">Outil Ligne : trace le profil incliné du dossier sur une face, puis Pousser/Tirer pour l'épaissir.</w:t>
+            </w:r>
+          </w:p>
+        </w:tc>
+      </w:tr>
+      <w:tr>
+        <w:tc>
+          <w:tcPr>
+            <w:tcW w:type="dxa" w:w="900"/>
+            <w:tcBorders>
+              <w:top w:val="single" w:color="000000" w:sz="6"/>
+              <w:left w:val="single" w:color="000000" w:sz="6"/>
+              <w:bottom w:val="single" w:color="000000" w:sz="6"/>
+              <w:right w:val="single" w:color="000000" w:sz="6"/>
+            </w:tcBorders>
+            <w:tcMar>
+              <w:top w:type="dxa" w:w="40"/>
+              <w:left w:type="dxa" w:w="80"/>
+              <w:bottom w:type="dxa" w:w="40"/>
+              <w:right w:type="dxa" w:w="80"/>
+            </w:tcMar>
+            <w:vAlign w:val="center"/>
+          </w:tcPr>
+          <w:p>
+            <w:pPr>
+              <w:spacing w:after="0"/>
+            </w:pPr>
+            <w:r>
+              <w:rPr>
+                <w:rFonts w:ascii="Arial" w:cs="Arial" w:eastAsia="Arial" w:hAnsi="Arial"/>
+                <w:b w:val="false"/>
+                <w:bCs w:val="false"/>
+                <w:i w:val="false"/>
+                <w:iCs w:val="false"/>
+                <w:sz w:val="24"/>
+                <w:szCs w:val="24"/>
+              </w:rPr>
+              <w:t xml:space="preserve">☐ 5</w:t>
+            </w:r>
+          </w:p>
+        </w:tc>
+        <w:tc>
+          <w:tcPr>
+            <w:tcW w:type="dxa" w:w="8460"/>
+            <w:tcBorders>
+              <w:top w:val="single" w:color="000000" w:sz="6"/>
+              <w:left w:val="single" w:color="000000" w:sz="6"/>
+              <w:bottom w:val="single" w:color="000000" w:sz="6"/>
+              <w:right w:val="single" w:color="000000" w:sz="6"/>
+            </w:tcBorders>
+            <w:tcMar>
+              <w:top w:type="dxa" w:w="40"/>
+              <w:left w:type="dxa" w:w="80"/>
+              <w:bottom w:type="dxa" w:w="40"/>
+              <w:right w:type="dxa" w:w="80"/>
+            </w:tcMar>
+            <w:vAlign w:val="center"/>
+          </w:tcPr>
+          <w:p>
+            <w:pPr>
+              <w:spacing w:after="0"/>
+            </w:pPr>
+            <w:r>
+              <w:rPr>
+                <w:rFonts w:ascii="Arial" w:cs="Arial" w:eastAsia="Arial" w:hAnsi="Arial"/>
+                <w:b w:val="false"/>
+                <w:bCs w:val="false"/>
+                <w:i w:val="false"/>
+                <w:iCs w:val="false"/>
+                <w:sz w:val="24"/>
+                <w:szCs w:val="24"/>
+              </w:rPr>
+              <w:t xml:space="preserve">Orbite (molette) et Zoom pour tourner autour : vérifie qu'aucune face ne manque.</w:t>
             </w:r>
           </w:p>
         </w:tc>
@@ -533,31 +1566,15 @@
               <w:bottom w:val="single" w:color="000000" w:sz="6"/>
               <w:right w:val="single" w:color="000000" w:sz="6"/>
             </w:tcBorders>
-            <w:tcMar>
-              <w:top w:type="dxa" w:w="100"/>
-              <w:left w:type="dxa" w:w="120"/>
-              <w:bottom w:type="dxa" w:w="100"/>
-              <w:right w:type="dxa" w:w="120"/>
-            </w:tcMar>
-            <w:vAlign w:val="center"/>
-          </w:tcPr>
-          <w:p>
-            <w:pPr>
-              <w:spacing w:after="60"/>
-            </w:pPr>
-            <w:r>
-              <w:rPr>
-                <w:rFonts w:ascii="Arial" w:cs="Arial" w:eastAsia="Arial" w:hAnsi="Arial"/>
-                <w:b w:val="false"/>
-                <w:bCs w:val="false"/>
-                <w:i w:val="false"/>
-                <w:iCs w:val="false"/>
-                <w:sz w:val="16"/>
-                <w:szCs w:val="16"/>
-              </w:rPr>
-              <w:t xml:space="preserve">Ton croquis est choisi ! Le bureau d'études exige maintenant un modèle 3D AUX COTES EXACTES : dans SketchUp, on ne dessine pas « à peu près », on TAPE les dimensions.</w:t>
-            </w:r>
-          </w:p>
+            <w:shd w:fill="F2F2F2" w:val="clear"/>
+            <w:tcMar>
+              <w:top w:type="dxa" w:w="40"/>
+              <w:left w:type="dxa" w:w="80"/>
+              <w:bottom w:type="dxa" w:w="40"/>
+              <w:right w:type="dxa" w:w="80"/>
+            </w:tcMar>
+            <w:vAlign w:val="center"/>
+          </w:tcPr>
           <w:p>
             <w:pPr>
               <w:spacing w:after="0"/>
@@ -567,12 +1584,12 @@
                 <w:rFonts w:ascii="Arial" w:cs="Arial" w:eastAsia="Arial" w:hAnsi="Arial"/>
                 <w:b/>
                 <w:bCs/>
-                <w:i/>
-                <w:iCs/>
-                <w:sz w:val="16"/>
-                <w:szCs w:val="16"/>
-              </w:rPr>
-              <w:t xml:space="preserve">❓ Comment modéliser ma solution aux dimensions exactes de mon croquis ?</w:t>
+                <w:i w:val="false"/>
+                <w:iCs w:val="false"/>
+                <w:sz w:val="26"/>
+                <w:szCs w:val="26"/>
+              </w:rPr>
+              <w:t xml:space="preserve">PARTIE 3 — Contrôle des cotes</w:t>
             </w:r>
           </w:p>
         </w:tc>
@@ -580,1024 +1597,7 @@
     </w:tbl>
     <w:p>
       <w:pPr>
-        <w:spacing w:after="80"/>
-      </w:pPr>
-    </w:p>
-    <w:tbl>
-      <w:tblPr>
-        <w:tblW w:type="dxa" w:w="9360"/>
-        <w:tblBorders>
-          <w:top w:val="single" w:color="auto" w:sz="4"/>
-          <w:left w:val="single" w:color="auto" w:sz="4"/>
-          <w:bottom w:val="single" w:color="auto" w:sz="4"/>
-          <w:right w:val="single" w:color="auto" w:sz="4"/>
-          <w:insideH w:val="single" w:color="auto" w:sz="4"/>
-          <w:insideV w:val="single" w:color="auto" w:sz="4"/>
-        </w:tblBorders>
-      </w:tblPr>
-      <w:tblGrid>
-        <w:gridCol w:w="9360"/>
-      </w:tblGrid>
-      <w:tr>
-        <w:tc>
-          <w:tcPr>
-            <w:tcW w:type="dxa" w:w="9360"/>
-            <w:tcBorders>
-              <w:top w:val="single" w:color="000000" w:sz="6"/>
-              <w:left w:val="single" w:color="000000" w:sz="6"/>
-              <w:bottom w:val="single" w:color="000000" w:sz="6"/>
-              <w:right w:val="single" w:color="000000" w:sz="6"/>
-            </w:tcBorders>
-            <w:shd w:fill="F2F2F2" w:val="clear"/>
-            <w:tcMar>
-              <w:top w:type="dxa" w:w="40"/>
-              <w:left w:type="dxa" w:w="80"/>
-              <w:bottom w:type="dxa" w:w="40"/>
-              <w:right w:type="dxa" w:w="80"/>
-            </w:tcMar>
-            <w:vAlign w:val="center"/>
-          </w:tcPr>
-          <w:p>
-            <w:pPr>
-              <w:spacing w:after="0"/>
-            </w:pPr>
-            <w:r>
-              <w:rPr>
-                <w:rFonts w:ascii="Arial" w:cs="Arial" w:eastAsia="Arial" w:hAnsi="Arial"/>
-                <w:b/>
-                <w:bCs/>
-                <w:i w:val="false"/>
-                <w:iCs w:val="false"/>
-                <w:sz w:val="18"/>
-                <w:szCs w:val="18"/>
-              </w:rPr>
-              <w:t xml:space="preserve">PARTIE 1 — L'interface de SketchUp Make 2017  (document projeté)</w:t>
-            </w:r>
-          </w:p>
-        </w:tc>
-      </w:tr>
-    </w:tbl>
-    <w:p>
-      <w:pPr>
-        <w:spacing w:after="40"/>
-      </w:pPr>
-    </w:p>
-    <w:tbl>
-      <w:tblPr>
-        <w:tblW w:type="dxa" w:w="9360"/>
-        <w:tblBorders>
-          <w:top w:val="single" w:color="auto" w:sz="4"/>
-          <w:left w:val="single" w:color="auto" w:sz="4"/>
-          <w:bottom w:val="single" w:color="auto" w:sz="4"/>
-          <w:right w:val="single" w:color="auto" w:sz="4"/>
-          <w:insideH w:val="single" w:color="auto" w:sz="4"/>
-          <w:insideV w:val="single" w:color="auto" w:sz="4"/>
-        </w:tblBorders>
-      </w:tblPr>
-      <w:tblGrid>
-        <w:gridCol w:w="4400"/>
-        <w:gridCol w:w="4960"/>
-      </w:tblGrid>
-      <w:tr>
-        <w:tc>
-          <w:tcPr>
-            <w:tcW w:type="dxa" w:w="4400"/>
-            <w:tcBorders>
-              <w:top w:val="single" w:color="000000" w:sz="6"/>
-              <w:left w:val="single" w:color="000000" w:sz="6"/>
-              <w:bottom w:val="single" w:color="000000" w:sz="6"/>
-              <w:right w:val="single" w:color="000000" w:sz="6"/>
-            </w:tcBorders>
-            <w:shd w:fill="D9D9D9" w:val="clear"/>
-            <w:tcMar>
-              <w:top w:type="dxa" w:w="40"/>
-              <w:left w:type="dxa" w:w="80"/>
-              <w:bottom w:type="dxa" w:w="40"/>
-              <w:right w:type="dxa" w:w="80"/>
-            </w:tcMar>
-            <w:vAlign w:val="center"/>
-          </w:tcPr>
-          <w:p>
-            <w:pPr>
-              <w:spacing w:after="0"/>
-            </w:pPr>
-            <w:r>
-              <w:rPr>
-                <w:rFonts w:ascii="Arial" w:cs="Arial" w:eastAsia="Arial" w:hAnsi="Arial"/>
-                <w:b/>
-                <w:bCs/>
-                <w:i w:val="false"/>
-                <w:iCs w:val="false"/>
-                <w:sz w:val="16"/>
-                <w:szCs w:val="16"/>
-              </w:rPr>
-              <w:t xml:space="preserve">Élément</w:t>
-            </w:r>
-          </w:p>
-        </w:tc>
-        <w:tc>
-          <w:tcPr>
-            <w:tcW w:type="dxa" w:w="4960"/>
-            <w:tcBorders>
-              <w:top w:val="single" w:color="000000" w:sz="6"/>
-              <w:left w:val="single" w:color="000000" w:sz="6"/>
-              <w:bottom w:val="single" w:color="000000" w:sz="6"/>
-              <w:right w:val="single" w:color="000000" w:sz="6"/>
-            </w:tcBorders>
-            <w:shd w:fill="D9D9D9" w:val="clear"/>
-            <w:tcMar>
-              <w:top w:type="dxa" w:w="40"/>
-              <w:left w:type="dxa" w:w="80"/>
-              <w:bottom w:type="dxa" w:w="40"/>
-              <w:right w:type="dxa" w:w="80"/>
-            </w:tcMar>
-            <w:vAlign w:val="center"/>
-          </w:tcPr>
-          <w:p>
-            <w:pPr>
-              <w:spacing w:after="0"/>
-            </w:pPr>
-            <w:r>
-              <w:rPr>
-                <w:rFonts w:ascii="Arial" w:cs="Arial" w:eastAsia="Arial" w:hAnsi="Arial"/>
-                <w:b/>
-                <w:bCs/>
-                <w:i w:val="false"/>
-                <w:iCs w:val="false"/>
-                <w:sz w:val="16"/>
-                <w:szCs w:val="16"/>
-              </w:rPr>
-              <w:t xml:space="preserve">Son rôle</w:t>
-            </w:r>
-          </w:p>
-        </w:tc>
-      </w:tr>
-      <w:tr>
-        <w:tc>
-          <w:tcPr>
-            <w:tcW w:type="dxa" w:w="4400"/>
-            <w:tcBorders>
-              <w:top w:val="single" w:color="000000" w:sz="6"/>
-              <w:left w:val="single" w:color="000000" w:sz="6"/>
-              <w:bottom w:val="single" w:color="000000" w:sz="6"/>
-              <w:right w:val="single" w:color="000000" w:sz="6"/>
-            </w:tcBorders>
-            <w:tcMar>
-              <w:top w:type="dxa" w:w="40"/>
-              <w:left w:type="dxa" w:w="80"/>
-              <w:bottom w:type="dxa" w:w="40"/>
-              <w:right w:type="dxa" w:w="80"/>
-            </w:tcMar>
-            <w:vAlign w:val="center"/>
-          </w:tcPr>
-          <w:p>
-            <w:pPr>
-              <w:spacing w:after="0"/>
-            </w:pPr>
-            <w:r>
-              <w:rPr>
-                <w:rFonts w:ascii="Arial" w:cs="Arial" w:eastAsia="Arial" w:hAnsi="Arial"/>
-                <w:b w:val="false"/>
-                <w:bCs w:val="false"/>
-                <w:i w:val="false"/>
-                <w:iCs w:val="false"/>
-                <w:sz w:val="16"/>
-                <w:szCs w:val="16"/>
-              </w:rPr>
-              <w:t xml:space="preserve">Les 3 axes (rouge, vert, bleu)</w:t>
-            </w:r>
-          </w:p>
-        </w:tc>
-        <w:tc>
-          <w:tcPr>
-            <w:tcW w:type="dxa" w:w="4960"/>
-            <w:tcBorders>
-              <w:top w:val="single" w:color="000000" w:sz="6"/>
-              <w:left w:val="single" w:color="000000" w:sz="6"/>
-              <w:bottom w:val="single" w:color="000000" w:sz="6"/>
-              <w:right w:val="single" w:color="000000" w:sz="6"/>
-            </w:tcBorders>
-            <w:tcMar>
-              <w:top w:type="dxa" w:w="40"/>
-              <w:left w:type="dxa" w:w="80"/>
-              <w:bottom w:type="dxa" w:w="40"/>
-              <w:right w:type="dxa" w:w="80"/>
-            </w:tcMar>
-            <w:vAlign w:val="center"/>
-          </w:tcPr>
-          <w:p>
-            <w:pPr>
-              <w:spacing w:after="0"/>
-            </w:pPr>
-            <w:r>
-              <w:rPr>
-                <w:rFonts w:ascii="Arial" w:cs="Arial" w:eastAsia="Arial" w:hAnsi="Arial"/>
-                <w:b w:val="false"/>
-                <w:bCs w:val="false"/>
-                <w:i w:val="false"/>
-                <w:iCs w:val="false"/>
-                <w:sz w:val="16"/>
-                <w:szCs w:val="16"/>
-              </w:rPr>
-              <w:t xml:space="preserve">Repèrent les 3 ............................ de l'espace.</w:t>
-            </w:r>
-          </w:p>
-        </w:tc>
-      </w:tr>
-      <w:tr>
-        <w:tc>
-          <w:tcPr>
-            <w:tcW w:type="dxa" w:w="4400"/>
-            <w:tcBorders>
-              <w:top w:val="single" w:color="000000" w:sz="6"/>
-              <w:left w:val="single" w:color="000000" w:sz="6"/>
-              <w:bottom w:val="single" w:color="000000" w:sz="6"/>
-              <w:right w:val="single" w:color="000000" w:sz="6"/>
-            </w:tcBorders>
-            <w:tcMar>
-              <w:top w:type="dxa" w:w="40"/>
-              <w:left w:type="dxa" w:w="80"/>
-              <w:bottom w:type="dxa" w:w="40"/>
-              <w:right w:type="dxa" w:w="80"/>
-            </w:tcMar>
-            <w:vAlign w:val="center"/>
-          </w:tcPr>
-          <w:p>
-            <w:pPr>
-              <w:spacing w:after="0"/>
-            </w:pPr>
-            <w:r>
-              <w:rPr>
-                <w:rFonts w:ascii="Arial" w:cs="Arial" w:eastAsia="Arial" w:hAnsi="Arial"/>
-                <w:b w:val="false"/>
-                <w:bCs w:val="false"/>
-                <w:i w:val="false"/>
-                <w:iCs w:val="false"/>
-                <w:sz w:val="16"/>
-                <w:szCs w:val="16"/>
-              </w:rPr>
-              <w:t xml:space="preserve">La zone « Mesures » (en bas à droite)</w:t>
-            </w:r>
-          </w:p>
-        </w:tc>
-        <w:tc>
-          <w:tcPr>
-            <w:tcW w:type="dxa" w:w="4960"/>
-            <w:tcBorders>
-              <w:top w:val="single" w:color="000000" w:sz="6"/>
-              <w:left w:val="single" w:color="000000" w:sz="6"/>
-              <w:bottom w:val="single" w:color="000000" w:sz="6"/>
-              <w:right w:val="single" w:color="000000" w:sz="6"/>
-            </w:tcBorders>
-            <w:tcMar>
-              <w:top w:type="dxa" w:w="40"/>
-              <w:left w:type="dxa" w:w="80"/>
-              <w:bottom w:type="dxa" w:w="40"/>
-              <w:right w:type="dxa" w:w="80"/>
-            </w:tcMar>
-            <w:vAlign w:val="center"/>
-          </w:tcPr>
-          <w:p>
-            <w:pPr>
-              <w:spacing w:after="0"/>
-            </w:pPr>
-            <w:r>
-              <w:rPr>
-                <w:rFonts w:ascii="Arial" w:cs="Arial" w:eastAsia="Arial" w:hAnsi="Arial"/>
-                <w:b w:val="false"/>
-                <w:bCs w:val="false"/>
-                <w:i w:val="false"/>
-                <w:iCs w:val="false"/>
-                <w:sz w:val="16"/>
-                <w:szCs w:val="16"/>
-              </w:rPr>
-              <w:t xml:space="preserve">J'y ............................ les dimensions exactes au clavier.</w:t>
-            </w:r>
-          </w:p>
-        </w:tc>
-      </w:tr>
-      <w:tr>
-        <w:tc>
-          <w:tcPr>
-            <w:tcW w:type="dxa" w:w="4400"/>
-            <w:tcBorders>
-              <w:top w:val="single" w:color="000000" w:sz="6"/>
-              <w:left w:val="single" w:color="000000" w:sz="6"/>
-              <w:bottom w:val="single" w:color="000000" w:sz="6"/>
-              <w:right w:val="single" w:color="000000" w:sz="6"/>
-            </w:tcBorders>
-            <w:tcMar>
-              <w:top w:type="dxa" w:w="40"/>
-              <w:left w:type="dxa" w:w="80"/>
-              <w:bottom w:type="dxa" w:w="40"/>
-              <w:right w:type="dxa" w:w="80"/>
-            </w:tcMar>
-            <w:vAlign w:val="center"/>
-          </w:tcPr>
-          <w:p>
-            <w:pPr>
-              <w:spacing w:after="0"/>
-            </w:pPr>
-            <w:r>
-              <w:rPr>
-                <w:rFonts w:ascii="Arial" w:cs="Arial" w:eastAsia="Arial" w:hAnsi="Arial"/>
-                <w:b w:val="false"/>
-                <w:bCs w:val="false"/>
-                <w:i w:val="false"/>
-                <w:iCs w:val="false"/>
-                <w:sz w:val="16"/>
-                <w:szCs w:val="16"/>
-              </w:rPr>
-              <w:t xml:space="preserve">L'outil Pousser/Tirer</w:t>
-            </w:r>
-          </w:p>
-        </w:tc>
-        <w:tc>
-          <w:tcPr>
-            <w:tcW w:type="dxa" w:w="4960"/>
-            <w:tcBorders>
-              <w:top w:val="single" w:color="000000" w:sz="6"/>
-              <w:left w:val="single" w:color="000000" w:sz="6"/>
-              <w:bottom w:val="single" w:color="000000" w:sz="6"/>
-              <w:right w:val="single" w:color="000000" w:sz="6"/>
-            </w:tcBorders>
-            <w:tcMar>
-              <w:top w:type="dxa" w:w="40"/>
-              <w:left w:type="dxa" w:w="80"/>
-              <w:bottom w:type="dxa" w:w="40"/>
-              <w:right w:type="dxa" w:w="80"/>
-            </w:tcMar>
-            <w:vAlign w:val="center"/>
-          </w:tcPr>
-          <w:p>
-            <w:pPr>
-              <w:spacing w:after="0"/>
-            </w:pPr>
-            <w:r>
-              <w:rPr>
-                <w:rFonts w:ascii="Arial" w:cs="Arial" w:eastAsia="Arial" w:hAnsi="Arial"/>
-                <w:b w:val="false"/>
-                <w:bCs w:val="false"/>
-                <w:i w:val="false"/>
-                <w:iCs w:val="false"/>
-                <w:sz w:val="16"/>
-                <w:szCs w:val="16"/>
-              </w:rPr>
-              <w:t xml:space="preserve">Transforme une surface 2D en ............................ (3D).</w:t>
-            </w:r>
-          </w:p>
-        </w:tc>
-      </w:tr>
-      <w:tr>
-        <w:tc>
-          <w:tcPr>
-            <w:tcW w:type="dxa" w:w="4400"/>
-            <w:tcBorders>
-              <w:top w:val="single" w:color="000000" w:sz="6"/>
-              <w:left w:val="single" w:color="000000" w:sz="6"/>
-              <w:bottom w:val="single" w:color="000000" w:sz="6"/>
-              <w:right w:val="single" w:color="000000" w:sz="6"/>
-            </w:tcBorders>
-            <w:tcMar>
-              <w:top w:type="dxa" w:w="40"/>
-              <w:left w:type="dxa" w:w="80"/>
-              <w:bottom w:type="dxa" w:w="40"/>
-              <w:right w:type="dxa" w:w="80"/>
-            </w:tcMar>
-            <w:vAlign w:val="center"/>
-          </w:tcPr>
-          <w:p>
-            <w:pPr>
-              <w:spacing w:after="0"/>
-            </w:pPr>
-            <w:r>
-              <w:rPr>
-                <w:rFonts w:ascii="Arial" w:cs="Arial" w:eastAsia="Arial" w:hAnsi="Arial"/>
-                <w:b w:val="false"/>
-                <w:bCs w:val="false"/>
-                <w:i w:val="false"/>
-                <w:iCs w:val="false"/>
-                <w:sz w:val="16"/>
-                <w:szCs w:val="16"/>
-              </w:rPr>
-              <w:t xml:space="preserve">L'outil Mètre</w:t>
-            </w:r>
-          </w:p>
-        </w:tc>
-        <w:tc>
-          <w:tcPr>
-            <w:tcW w:type="dxa" w:w="4960"/>
-            <w:tcBorders>
-              <w:top w:val="single" w:color="000000" w:sz="6"/>
-              <w:left w:val="single" w:color="000000" w:sz="6"/>
-              <w:bottom w:val="single" w:color="000000" w:sz="6"/>
-              <w:right w:val="single" w:color="000000" w:sz="6"/>
-            </w:tcBorders>
-            <w:tcMar>
-              <w:top w:type="dxa" w:w="40"/>
-              <w:left w:type="dxa" w:w="80"/>
-              <w:bottom w:type="dxa" w:w="40"/>
-              <w:right w:type="dxa" w:w="80"/>
-            </w:tcMar>
-            <w:vAlign w:val="center"/>
-          </w:tcPr>
-          <w:p>
-            <w:pPr>
-              <w:spacing w:after="0"/>
-            </w:pPr>
-            <w:r>
-              <w:rPr>
-                <w:rFonts w:ascii="Arial" w:cs="Arial" w:eastAsia="Arial" w:hAnsi="Arial"/>
-                <w:b w:val="false"/>
-                <w:bCs w:val="false"/>
-                <w:i w:val="false"/>
-                <w:iCs w:val="false"/>
-                <w:sz w:val="16"/>
-                <w:szCs w:val="16"/>
-              </w:rPr>
-              <w:t xml:space="preserve">............................ une dimension pour la contrôler.</w:t>
-            </w:r>
-          </w:p>
-        </w:tc>
-      </w:tr>
-    </w:tbl>
-    <w:p>
-      <w:pPr>
-        <w:spacing w:after="50"/>
-      </w:pPr>
-    </w:p>
-    <w:tbl>
-      <w:tblPr>
-        <w:tblW w:type="dxa" w:w="9360"/>
-        <w:tblBorders>
-          <w:top w:val="single" w:color="auto" w:sz="4"/>
-          <w:left w:val="single" w:color="auto" w:sz="4"/>
-          <w:bottom w:val="single" w:color="auto" w:sz="4"/>
-          <w:right w:val="single" w:color="auto" w:sz="4"/>
-          <w:insideH w:val="single" w:color="auto" w:sz="4"/>
-          <w:insideV w:val="single" w:color="auto" w:sz="4"/>
-        </w:tblBorders>
-      </w:tblPr>
-      <w:tblGrid>
-        <w:gridCol w:w="9360"/>
-      </w:tblGrid>
-      <w:tr>
-        <w:tc>
-          <w:tcPr>
-            <w:tcW w:type="dxa" w:w="9360"/>
-            <w:tcBorders>
-              <w:top w:val="single" w:color="000000" w:sz="6"/>
-              <w:left w:val="single" w:color="000000" w:sz="6"/>
-              <w:bottom w:val="single" w:color="000000" w:sz="6"/>
-              <w:right w:val="single" w:color="000000" w:sz="6"/>
-            </w:tcBorders>
-            <w:shd w:fill="F2F2F2" w:val="clear"/>
-            <w:tcMar>
-              <w:top w:type="dxa" w:w="40"/>
-              <w:left w:type="dxa" w:w="80"/>
-              <w:bottom w:type="dxa" w:w="40"/>
-              <w:right w:type="dxa" w:w="80"/>
-            </w:tcMar>
-            <w:vAlign w:val="center"/>
-          </w:tcPr>
-          <w:p>
-            <w:pPr>
-              <w:spacing w:after="0"/>
-            </w:pPr>
-            <w:r>
-              <w:rPr>
-                <w:rFonts w:ascii="Arial" w:cs="Arial" w:eastAsia="Arial" w:hAnsi="Arial"/>
-                <w:b/>
-                <w:bCs/>
-                <w:i w:val="false"/>
-                <w:iCs w:val="false"/>
-                <w:sz w:val="18"/>
-                <w:szCs w:val="18"/>
-              </w:rPr>
-              <w:t xml:space="preserve">PARTIE 2 — Pas-à-pas : mon premier volume exact  (séance en groupe)</w:t>
-            </w:r>
-          </w:p>
-        </w:tc>
-      </w:tr>
-    </w:tbl>
-    <w:p>
-      <w:pPr>
-        <w:spacing w:after="40"/>
-      </w:pPr>
-    </w:p>
-    <w:tbl>
-      <w:tblPr>
-        <w:tblW w:type="dxa" w:w="9360"/>
-        <w:tblBorders>
-          <w:top w:val="single" w:color="auto" w:sz="4"/>
-          <w:left w:val="single" w:color="auto" w:sz="4"/>
-          <w:bottom w:val="single" w:color="auto" w:sz="4"/>
-          <w:right w:val="single" w:color="auto" w:sz="4"/>
-          <w:insideH w:val="single" w:color="auto" w:sz="4"/>
-          <w:insideV w:val="single" w:color="auto" w:sz="4"/>
-        </w:tblBorders>
-      </w:tblPr>
-      <w:tblGrid>
-        <w:gridCol w:w="900"/>
-        <w:gridCol w:w="8460"/>
-      </w:tblGrid>
-      <w:tr>
-        <w:tc>
-          <w:tcPr>
-            <w:tcW w:type="dxa" w:w="900"/>
-            <w:tcBorders>
-              <w:top w:val="single" w:color="000000" w:sz="6"/>
-              <w:left w:val="single" w:color="000000" w:sz="6"/>
-              <w:bottom w:val="single" w:color="000000" w:sz="6"/>
-              <w:right w:val="single" w:color="000000" w:sz="6"/>
-            </w:tcBorders>
-            <w:shd w:fill="D9D9D9" w:val="clear"/>
-            <w:tcMar>
-              <w:top w:type="dxa" w:w="40"/>
-              <w:left w:type="dxa" w:w="80"/>
-              <w:bottom w:type="dxa" w:w="40"/>
-              <w:right w:type="dxa" w:w="80"/>
-            </w:tcMar>
-            <w:vAlign w:val="center"/>
-          </w:tcPr>
-          <w:p>
-            <w:pPr>
-              <w:spacing w:after="0"/>
-            </w:pPr>
-            <w:r>
-              <w:rPr>
-                <w:rFonts w:ascii="Arial" w:cs="Arial" w:eastAsia="Arial" w:hAnsi="Arial"/>
-                <w:b/>
-                <w:bCs/>
-                <w:i w:val="false"/>
-                <w:iCs w:val="false"/>
-                <w:sz w:val="16"/>
-                <w:szCs w:val="16"/>
-              </w:rPr>
-              <w:t xml:space="preserve">Fait</w:t>
-            </w:r>
-          </w:p>
-        </w:tc>
-        <w:tc>
-          <w:tcPr>
-            <w:tcW w:type="dxa" w:w="8460"/>
-            <w:tcBorders>
-              <w:top w:val="single" w:color="000000" w:sz="6"/>
-              <w:left w:val="single" w:color="000000" w:sz="6"/>
-              <w:bottom w:val="single" w:color="000000" w:sz="6"/>
-              <w:right w:val="single" w:color="000000" w:sz="6"/>
-            </w:tcBorders>
-            <w:shd w:fill="D9D9D9" w:val="clear"/>
-            <w:tcMar>
-              <w:top w:type="dxa" w:w="40"/>
-              <w:left w:type="dxa" w:w="80"/>
-              <w:bottom w:type="dxa" w:w="40"/>
-              <w:right w:type="dxa" w:w="80"/>
-            </w:tcMar>
-            <w:vAlign w:val="center"/>
-          </w:tcPr>
-          <w:p>
-            <w:pPr>
-              <w:spacing w:after="0"/>
-            </w:pPr>
-            <w:r>
-              <w:rPr>
-                <w:rFonts w:ascii="Arial" w:cs="Arial" w:eastAsia="Arial" w:hAnsi="Arial"/>
-                <w:b/>
-                <w:bCs/>
-                <w:i w:val="false"/>
-                <w:iCs w:val="false"/>
-                <w:sz w:val="16"/>
-                <w:szCs w:val="16"/>
-              </w:rPr>
-              <w:t xml:space="preserve">Étape</w:t>
-            </w:r>
-          </w:p>
-        </w:tc>
-      </w:tr>
-      <w:tr>
-        <w:tc>
-          <w:tcPr>
-            <w:tcW w:type="dxa" w:w="900"/>
-            <w:tcBorders>
-              <w:top w:val="single" w:color="000000" w:sz="6"/>
-              <w:left w:val="single" w:color="000000" w:sz="6"/>
-              <w:bottom w:val="single" w:color="000000" w:sz="6"/>
-              <w:right w:val="single" w:color="000000" w:sz="6"/>
-            </w:tcBorders>
-            <w:tcMar>
-              <w:top w:type="dxa" w:w="40"/>
-              <w:left w:type="dxa" w:w="80"/>
-              <w:bottom w:type="dxa" w:w="40"/>
-              <w:right w:type="dxa" w:w="80"/>
-            </w:tcMar>
-            <w:vAlign w:val="center"/>
-          </w:tcPr>
-          <w:p>
-            <w:pPr>
-              <w:spacing w:after="0"/>
-            </w:pPr>
-            <w:r>
-              <w:rPr>
-                <w:rFonts w:ascii="Arial" w:cs="Arial" w:eastAsia="Arial" w:hAnsi="Arial"/>
-                <w:b w:val="false"/>
-                <w:bCs w:val="false"/>
-                <w:i w:val="false"/>
-                <w:iCs w:val="false"/>
-                <w:sz w:val="16"/>
-                <w:szCs w:val="16"/>
-              </w:rPr>
-              <w:t xml:space="preserve">☐ 1</w:t>
-            </w:r>
-          </w:p>
-        </w:tc>
-        <w:tc>
-          <w:tcPr>
-            <w:tcW w:type="dxa" w:w="8460"/>
-            <w:tcBorders>
-              <w:top w:val="single" w:color="000000" w:sz="6"/>
-              <w:left w:val="single" w:color="000000" w:sz="6"/>
-              <w:bottom w:val="single" w:color="000000" w:sz="6"/>
-              <w:right w:val="single" w:color="000000" w:sz="6"/>
-            </w:tcBorders>
-            <w:tcMar>
-              <w:top w:type="dxa" w:w="40"/>
-              <w:left w:type="dxa" w:w="80"/>
-              <w:bottom w:type="dxa" w:w="40"/>
-              <w:right w:type="dxa" w:w="80"/>
-            </w:tcMar>
-            <w:vAlign w:val="center"/>
-          </w:tcPr>
-          <w:p>
-            <w:pPr>
-              <w:spacing w:after="0"/>
-            </w:pPr>
-            <w:r>
-              <w:rPr>
-                <w:rFonts w:ascii="Arial" w:cs="Arial" w:eastAsia="Arial" w:hAnsi="Arial"/>
-                <w:b w:val="false"/>
-                <w:bCs w:val="false"/>
-                <w:i w:val="false"/>
-                <w:iCs w:val="false"/>
-                <w:sz w:val="16"/>
-                <w:szCs w:val="16"/>
-              </w:rPr>
-              <w:t xml:space="preserve">Modèle type : « Menuiserie – millimètres ». Enregistre AUSSITÔT : TECHNO/SEQ05/NOM_support.skp.</w:t>
-            </w:r>
-          </w:p>
-        </w:tc>
-      </w:tr>
-      <w:tr>
-        <w:tc>
-          <w:tcPr>
-            <w:tcW w:type="dxa" w:w="900"/>
-            <w:tcBorders>
-              <w:top w:val="single" w:color="000000" w:sz="6"/>
-              <w:left w:val="single" w:color="000000" w:sz="6"/>
-              <w:bottom w:val="single" w:color="000000" w:sz="6"/>
-              <w:right w:val="single" w:color="000000" w:sz="6"/>
-            </w:tcBorders>
-            <w:tcMar>
-              <w:top w:type="dxa" w:w="40"/>
-              <w:left w:type="dxa" w:w="80"/>
-              <w:bottom w:type="dxa" w:w="40"/>
-              <w:right w:type="dxa" w:w="80"/>
-            </w:tcMar>
-            <w:vAlign w:val="center"/>
-          </w:tcPr>
-          <w:p>
-            <w:pPr>
-              <w:spacing w:after="0"/>
-            </w:pPr>
-            <w:r>
-              <w:rPr>
-                <w:rFonts w:ascii="Arial" w:cs="Arial" w:eastAsia="Arial" w:hAnsi="Arial"/>
-                <w:b w:val="false"/>
-                <w:bCs w:val="false"/>
-                <w:i w:val="false"/>
-                <w:iCs w:val="false"/>
-                <w:sz w:val="16"/>
-                <w:szCs w:val="16"/>
-              </w:rPr>
-              <w:t xml:space="preserve">☐ 2</w:t>
-            </w:r>
-          </w:p>
-        </w:tc>
-        <w:tc>
-          <w:tcPr>
-            <w:tcW w:type="dxa" w:w="8460"/>
-            <w:tcBorders>
-              <w:top w:val="single" w:color="000000" w:sz="6"/>
-              <w:left w:val="single" w:color="000000" w:sz="6"/>
-              <w:bottom w:val="single" w:color="000000" w:sz="6"/>
-              <w:right w:val="single" w:color="000000" w:sz="6"/>
-            </w:tcBorders>
-            <w:tcMar>
-              <w:top w:type="dxa" w:w="40"/>
-              <w:left w:type="dxa" w:w="80"/>
-              <w:bottom w:type="dxa" w:w="40"/>
-              <w:right w:type="dxa" w:w="80"/>
-            </w:tcMar>
-            <w:vAlign w:val="center"/>
-          </w:tcPr>
-          <w:p>
-            <w:pPr>
-              <w:spacing w:after="0"/>
-            </w:pPr>
-            <w:r>
-              <w:rPr>
-                <w:rFonts w:ascii="Arial" w:cs="Arial" w:eastAsia="Arial" w:hAnsi="Arial"/>
-                <w:b w:val="false"/>
-                <w:bCs w:val="false"/>
-                <w:i w:val="false"/>
-                <w:iCs w:val="false"/>
-                <w:sz w:val="16"/>
-                <w:szCs w:val="16"/>
-              </w:rPr>
-              <w:t xml:space="preserve">Outil Rectangle : clique, glisse, puis TAPE  120;80  et Entrée → base exacte de 120 × 80 mm.</w:t>
-            </w:r>
-          </w:p>
-        </w:tc>
-      </w:tr>
-      <w:tr>
-        <w:tc>
-          <w:tcPr>
-            <w:tcW w:type="dxa" w:w="900"/>
-            <w:tcBorders>
-              <w:top w:val="single" w:color="000000" w:sz="6"/>
-              <w:left w:val="single" w:color="000000" w:sz="6"/>
-              <w:bottom w:val="single" w:color="000000" w:sz="6"/>
-              <w:right w:val="single" w:color="000000" w:sz="6"/>
-            </w:tcBorders>
-            <w:tcMar>
-              <w:top w:type="dxa" w:w="40"/>
-              <w:left w:type="dxa" w:w="80"/>
-              <w:bottom w:type="dxa" w:w="40"/>
-              <w:right w:type="dxa" w:w="80"/>
-            </w:tcMar>
-            <w:vAlign w:val="center"/>
-          </w:tcPr>
-          <w:p>
-            <w:pPr>
-              <w:spacing w:after="0"/>
-            </w:pPr>
-            <w:r>
-              <w:rPr>
-                <w:rFonts w:ascii="Arial" w:cs="Arial" w:eastAsia="Arial" w:hAnsi="Arial"/>
-                <w:b w:val="false"/>
-                <w:bCs w:val="false"/>
-                <w:i w:val="false"/>
-                <w:iCs w:val="false"/>
-                <w:sz w:val="16"/>
-                <w:szCs w:val="16"/>
-              </w:rPr>
-              <w:t xml:space="preserve">☐ 3</w:t>
-            </w:r>
-          </w:p>
-        </w:tc>
-        <w:tc>
-          <w:tcPr>
-            <w:tcW w:type="dxa" w:w="8460"/>
-            <w:tcBorders>
-              <w:top w:val="single" w:color="000000" w:sz="6"/>
-              <w:left w:val="single" w:color="000000" w:sz="6"/>
-              <w:bottom w:val="single" w:color="000000" w:sz="6"/>
-              <w:right w:val="single" w:color="000000" w:sz="6"/>
-            </w:tcBorders>
-            <w:tcMar>
-              <w:top w:type="dxa" w:w="40"/>
-              <w:left w:type="dxa" w:w="80"/>
-              <w:bottom w:type="dxa" w:w="40"/>
-              <w:right w:type="dxa" w:w="80"/>
-            </w:tcMar>
-            <w:vAlign w:val="center"/>
-          </w:tcPr>
-          <w:p>
-            <w:pPr>
-              <w:spacing w:after="0"/>
-            </w:pPr>
-            <w:r>
-              <w:rPr>
-                <w:rFonts w:ascii="Arial" w:cs="Arial" w:eastAsia="Arial" w:hAnsi="Arial"/>
-                <w:b w:val="false"/>
-                <w:bCs w:val="false"/>
-                <w:i w:val="false"/>
-                <w:iCs w:val="false"/>
-                <w:sz w:val="16"/>
-                <w:szCs w:val="16"/>
-              </w:rPr>
-              <w:t xml:space="preserve">Outil Pousser/Tirer sur le rectangle : tire vers le haut, TAPE  10  et Entrée → socle de 10 mm.</w:t>
-            </w:r>
-          </w:p>
-        </w:tc>
-      </w:tr>
-      <w:tr>
-        <w:tc>
-          <w:tcPr>
-            <w:tcW w:type="dxa" w:w="900"/>
-            <w:tcBorders>
-              <w:top w:val="single" w:color="000000" w:sz="6"/>
-              <w:left w:val="single" w:color="000000" w:sz="6"/>
-              <w:bottom w:val="single" w:color="000000" w:sz="6"/>
-              <w:right w:val="single" w:color="000000" w:sz="6"/>
-            </w:tcBorders>
-            <w:tcMar>
-              <w:top w:type="dxa" w:w="40"/>
-              <w:left w:type="dxa" w:w="80"/>
-              <w:bottom w:type="dxa" w:w="40"/>
-              <w:right w:type="dxa" w:w="80"/>
-            </w:tcMar>
-            <w:vAlign w:val="center"/>
-          </w:tcPr>
-          <w:p>
-            <w:pPr>
-              <w:spacing w:after="0"/>
-            </w:pPr>
-            <w:r>
-              <w:rPr>
-                <w:rFonts w:ascii="Arial" w:cs="Arial" w:eastAsia="Arial" w:hAnsi="Arial"/>
-                <w:b w:val="false"/>
-                <w:bCs w:val="false"/>
-                <w:i w:val="false"/>
-                <w:iCs w:val="false"/>
-                <w:sz w:val="16"/>
-                <w:szCs w:val="16"/>
-              </w:rPr>
-              <w:t xml:space="preserve">☐ 4</w:t>
-            </w:r>
-          </w:p>
-        </w:tc>
-        <w:tc>
-          <w:tcPr>
-            <w:tcW w:type="dxa" w:w="8460"/>
-            <w:tcBorders>
-              <w:top w:val="single" w:color="000000" w:sz="6"/>
-              <w:left w:val="single" w:color="000000" w:sz="6"/>
-              <w:bottom w:val="single" w:color="000000" w:sz="6"/>
-              <w:right w:val="single" w:color="000000" w:sz="6"/>
-            </w:tcBorders>
-            <w:tcMar>
-              <w:top w:type="dxa" w:w="40"/>
-              <w:left w:type="dxa" w:w="80"/>
-              <w:bottom w:type="dxa" w:w="40"/>
-              <w:right w:type="dxa" w:w="80"/>
-            </w:tcMar>
-            <w:vAlign w:val="center"/>
-          </w:tcPr>
-          <w:p>
-            <w:pPr>
-              <w:spacing w:after="0"/>
-            </w:pPr>
-            <w:r>
-              <w:rPr>
-                <w:rFonts w:ascii="Arial" w:cs="Arial" w:eastAsia="Arial" w:hAnsi="Arial"/>
-                <w:b w:val="false"/>
-                <w:bCs w:val="false"/>
-                <w:i w:val="false"/>
-                <w:iCs w:val="false"/>
-                <w:sz w:val="16"/>
-                <w:szCs w:val="16"/>
-              </w:rPr>
-              <w:t xml:space="preserve">Outil Ligne : trace le profil incliné du dossier sur une face, puis Pousser/Tirer pour l'épaissir.</w:t>
-            </w:r>
-          </w:p>
-        </w:tc>
-      </w:tr>
-      <w:tr>
-        <w:tc>
-          <w:tcPr>
-            <w:tcW w:type="dxa" w:w="900"/>
-            <w:tcBorders>
-              <w:top w:val="single" w:color="000000" w:sz="6"/>
-              <w:left w:val="single" w:color="000000" w:sz="6"/>
-              <w:bottom w:val="single" w:color="000000" w:sz="6"/>
-              <w:right w:val="single" w:color="000000" w:sz="6"/>
-            </w:tcBorders>
-            <w:tcMar>
-              <w:top w:type="dxa" w:w="40"/>
-              <w:left w:type="dxa" w:w="80"/>
-              <w:bottom w:type="dxa" w:w="40"/>
-              <w:right w:type="dxa" w:w="80"/>
-            </w:tcMar>
-            <w:vAlign w:val="center"/>
-          </w:tcPr>
-          <w:p>
-            <w:pPr>
-              <w:spacing w:after="0"/>
-            </w:pPr>
-            <w:r>
-              <w:rPr>
-                <w:rFonts w:ascii="Arial" w:cs="Arial" w:eastAsia="Arial" w:hAnsi="Arial"/>
-                <w:b w:val="false"/>
-                <w:bCs w:val="false"/>
-                <w:i w:val="false"/>
-                <w:iCs w:val="false"/>
-                <w:sz w:val="16"/>
-                <w:szCs w:val="16"/>
-              </w:rPr>
-              <w:t xml:space="preserve">☐ 5</w:t>
-            </w:r>
-          </w:p>
-        </w:tc>
-        <w:tc>
-          <w:tcPr>
-            <w:tcW w:type="dxa" w:w="8460"/>
-            <w:tcBorders>
-              <w:top w:val="single" w:color="000000" w:sz="6"/>
-              <w:left w:val="single" w:color="000000" w:sz="6"/>
-              <w:bottom w:val="single" w:color="000000" w:sz="6"/>
-              <w:right w:val="single" w:color="000000" w:sz="6"/>
-            </w:tcBorders>
-            <w:tcMar>
-              <w:top w:type="dxa" w:w="40"/>
-              <w:left w:type="dxa" w:w="80"/>
-              <w:bottom w:type="dxa" w:w="40"/>
-              <w:right w:type="dxa" w:w="80"/>
-            </w:tcMar>
-            <w:vAlign w:val="center"/>
-          </w:tcPr>
-          <w:p>
-            <w:pPr>
-              <w:spacing w:after="0"/>
-            </w:pPr>
-            <w:r>
-              <w:rPr>
-                <w:rFonts w:ascii="Arial" w:cs="Arial" w:eastAsia="Arial" w:hAnsi="Arial"/>
-                <w:b w:val="false"/>
-                <w:bCs w:val="false"/>
-                <w:i w:val="false"/>
-                <w:iCs w:val="false"/>
-                <w:sz w:val="16"/>
-                <w:szCs w:val="16"/>
-              </w:rPr>
-              <w:t xml:space="preserve">Orbite (molette) et Zoom pour tourner autour : vérifie qu'aucune face ne manque.</w:t>
-            </w:r>
-          </w:p>
-        </w:tc>
-      </w:tr>
-    </w:tbl>
-    <w:p>
-      <w:pPr>
-        <w:spacing w:after="50"/>
-      </w:pPr>
-    </w:p>
-    <w:tbl>
-      <w:tblPr>
-        <w:tblW w:type="dxa" w:w="9360"/>
-        <w:tblBorders>
-          <w:top w:val="single" w:color="auto" w:sz="4"/>
-          <w:left w:val="single" w:color="auto" w:sz="4"/>
-          <w:bottom w:val="single" w:color="auto" w:sz="4"/>
-          <w:right w:val="single" w:color="auto" w:sz="4"/>
-          <w:insideH w:val="single" w:color="auto" w:sz="4"/>
-          <w:insideV w:val="single" w:color="auto" w:sz="4"/>
-        </w:tblBorders>
-      </w:tblPr>
-      <w:tblGrid>
-        <w:gridCol w:w="9360"/>
-      </w:tblGrid>
-      <w:tr>
-        <w:tc>
-          <w:tcPr>
-            <w:tcW w:type="dxa" w:w="9360"/>
-            <w:tcBorders>
-              <w:top w:val="single" w:color="000000" w:sz="6"/>
-              <w:left w:val="single" w:color="000000" w:sz="6"/>
-              <w:bottom w:val="single" w:color="000000" w:sz="6"/>
-              <w:right w:val="single" w:color="000000" w:sz="6"/>
-            </w:tcBorders>
-            <w:shd w:fill="F2F2F2" w:val="clear"/>
-            <w:tcMar>
-              <w:top w:type="dxa" w:w="40"/>
-              <w:left w:type="dxa" w:w="80"/>
-              <w:bottom w:type="dxa" w:w="40"/>
-              <w:right w:type="dxa" w:w="80"/>
-            </w:tcMar>
-            <w:vAlign w:val="center"/>
-          </w:tcPr>
-          <w:p>
-            <w:pPr>
-              <w:spacing w:after="0"/>
-            </w:pPr>
-            <w:r>
-              <w:rPr>
-                <w:rFonts w:ascii="Arial" w:cs="Arial" w:eastAsia="Arial" w:hAnsi="Arial"/>
-                <w:b/>
-                <w:bCs/>
-                <w:i w:val="false"/>
-                <w:iCs w:val="false"/>
-                <w:sz w:val="18"/>
-                <w:szCs w:val="18"/>
-              </w:rPr>
-              <w:t xml:space="preserve">PARTIE 3 — Contrôle des cotes</w:t>
-            </w:r>
-          </w:p>
-        </w:tc>
-      </w:tr>
-    </w:tbl>
-    <w:p>
-      <w:pPr>
-        <w:spacing w:after="40"/>
+        <w:spacing w:after="64"/>
       </w:pPr>
     </w:p>
     <w:tbl>
@@ -1648,8 +1648,8 @@
                 <w:bCs/>
                 <w:i w:val="false"/>
                 <w:iCs w:val="false"/>
-                <w:sz w:val="16"/>
-                <w:szCs w:val="16"/>
+                <w:sz w:val="24"/>
+                <w:szCs w:val="24"/>
               </w:rPr>
               <w:t xml:space="preserve">Dimension du croquis</w:t>
             </w:r>
@@ -1684,8 +1684,8 @@
                 <w:bCs/>
                 <w:i w:val="false"/>
                 <w:iCs w:val="false"/>
-                <w:sz w:val="16"/>
-                <w:szCs w:val="16"/>
+                <w:sz w:val="24"/>
+                <w:szCs w:val="24"/>
               </w:rPr>
               <w:t xml:space="preserve">Valeur prévue (mm)</w:t>
             </w:r>
@@ -1720,8 +1720,8 @@
                 <w:bCs/>
                 <w:i w:val="false"/>
                 <w:iCs w:val="false"/>
-                <w:sz w:val="16"/>
-                <w:szCs w:val="16"/>
+                <w:sz w:val="24"/>
+                <w:szCs w:val="24"/>
               </w:rPr>
               <w:t xml:space="preserve">Mesurée (outil Mètre)</w:t>
             </w:r>
@@ -1756,8 +1756,8 @@
                 <w:bCs/>
                 <w:i w:val="false"/>
                 <w:iCs w:val="false"/>
-                <w:sz w:val="16"/>
-                <w:szCs w:val="16"/>
+                <w:sz w:val="24"/>
+                <w:szCs w:val="24"/>
               </w:rPr>
               <w:t xml:space="preserve">Exacte ?</w:t>
             </w:r>
@@ -1793,8 +1793,8 @@
                 <w:bCs w:val="false"/>
                 <w:i w:val="false"/>
                 <w:iCs w:val="false"/>
-                <w:sz w:val="16"/>
-                <w:szCs w:val="16"/>
+                <w:sz w:val="24"/>
+                <w:szCs w:val="24"/>
               </w:rPr>
               <w:t xml:space="preserve">Base — longueur</w:t>
             </w:r>
@@ -1828,10 +1828,10 @@
                 <w:bCs w:val="false"/>
                 <w:i w:val="false"/>
                 <w:iCs w:val="false"/>
-                <w:sz w:val="16"/>
-                <w:szCs w:val="16"/>
-              </w:rPr>
-              <w:t xml:space="preserve">............</w:t>
+                <w:sz w:val="24"/>
+                <w:szCs w:val="24"/>
+              </w:rPr>
+              <w:t xml:space="preserve">......</w:t>
             </w:r>
           </w:p>
         </w:tc>
@@ -1863,10 +1863,10 @@
                 <w:bCs w:val="false"/>
                 <w:i w:val="false"/>
                 <w:iCs w:val="false"/>
-                <w:sz w:val="16"/>
-                <w:szCs w:val="16"/>
-              </w:rPr>
-              <w:t xml:space="preserve">............</w:t>
+                <w:sz w:val="24"/>
+                <w:szCs w:val="24"/>
+              </w:rPr>
+              <w:t xml:space="preserve">......</w:t>
             </w:r>
           </w:p>
         </w:tc>
@@ -1898,8 +1898,8 @@
                 <w:bCs w:val="false"/>
                 <w:i w:val="false"/>
                 <w:iCs w:val="false"/>
-                <w:sz w:val="16"/>
-                <w:szCs w:val="16"/>
+                <w:sz w:val="24"/>
+                <w:szCs w:val="24"/>
               </w:rPr>
               <w:t xml:space="preserve">☐</w:t>
             </w:r>
@@ -1935,8 +1935,8 @@
                 <w:bCs w:val="false"/>
                 <w:i w:val="false"/>
                 <w:iCs w:val="false"/>
-                <w:sz w:val="16"/>
-                <w:szCs w:val="16"/>
+                <w:sz w:val="24"/>
+                <w:szCs w:val="24"/>
               </w:rPr>
               <w:t xml:space="preserve">Base — largeur</w:t>
             </w:r>
@@ -1970,10 +1970,10 @@
                 <w:bCs w:val="false"/>
                 <w:i w:val="false"/>
                 <w:iCs w:val="false"/>
-                <w:sz w:val="16"/>
-                <w:szCs w:val="16"/>
-              </w:rPr>
-              <w:t xml:space="preserve">............</w:t>
+                <w:sz w:val="24"/>
+                <w:szCs w:val="24"/>
+              </w:rPr>
+              <w:t xml:space="preserve">......</w:t>
             </w:r>
           </w:p>
         </w:tc>
@@ -2005,10 +2005,10 @@
                 <w:bCs w:val="false"/>
                 <w:i w:val="false"/>
                 <w:iCs w:val="false"/>
-                <w:sz w:val="16"/>
-                <w:szCs w:val="16"/>
-              </w:rPr>
-              <w:t xml:space="preserve">............</w:t>
+                <w:sz w:val="24"/>
+                <w:szCs w:val="24"/>
+              </w:rPr>
+              <w:t xml:space="preserve">......</w:t>
             </w:r>
           </w:p>
         </w:tc>
@@ -2040,8 +2040,8 @@
                 <w:bCs w:val="false"/>
                 <w:i w:val="false"/>
                 <w:iCs w:val="false"/>
-                <w:sz w:val="16"/>
-                <w:szCs w:val="16"/>
+                <w:sz w:val="24"/>
+                <w:szCs w:val="24"/>
               </w:rPr>
               <w:t xml:space="preserve">☐</w:t>
             </w:r>
@@ -2077,8 +2077,8 @@
                 <w:bCs w:val="false"/>
                 <w:i w:val="false"/>
                 <w:iCs w:val="false"/>
-                <w:sz w:val="16"/>
-                <w:szCs w:val="16"/>
+                <w:sz w:val="24"/>
+                <w:szCs w:val="24"/>
               </w:rPr>
               <w:t xml:space="preserve">Hauteur du dossier</w:t>
             </w:r>
@@ -2112,10 +2112,10 @@
                 <w:bCs w:val="false"/>
                 <w:i w:val="false"/>
                 <w:iCs w:val="false"/>
-                <w:sz w:val="16"/>
-                <w:szCs w:val="16"/>
-              </w:rPr>
-              <w:t xml:space="preserve">............</w:t>
+                <w:sz w:val="24"/>
+                <w:szCs w:val="24"/>
+              </w:rPr>
+              <w:t xml:space="preserve">......</w:t>
             </w:r>
           </w:p>
         </w:tc>
@@ -2147,10 +2147,10 @@
                 <w:bCs w:val="false"/>
                 <w:i w:val="false"/>
                 <w:iCs w:val="false"/>
-                <w:sz w:val="16"/>
-                <w:szCs w:val="16"/>
-              </w:rPr>
-              <w:t xml:space="preserve">............</w:t>
+                <w:sz w:val="24"/>
+                <w:szCs w:val="24"/>
+              </w:rPr>
+              <w:t xml:space="preserve">......</w:t>
             </w:r>
           </w:p>
         </w:tc>
@@ -2182,8 +2182,8 @@
                 <w:bCs w:val="false"/>
                 <w:i w:val="false"/>
                 <w:iCs w:val="false"/>
-                <w:sz w:val="16"/>
-                <w:szCs w:val="16"/>
+                <w:sz w:val="24"/>
+                <w:szCs w:val="24"/>
               </w:rPr>
               <w:t xml:space="preserve">☐</w:t>
             </w:r>
@@ -2193,7 +2193,7 @@
     </w:tbl>
     <w:p>
       <w:pPr>
-        <w:spacing w:after="40" w:before="50"/>
+        <w:spacing w:after="64" w:before="50"/>
       </w:pPr>
       <w:r>
         <w:rPr>
@@ -2202,8 +2202,8 @@
           <w:bCs w:val="false"/>
           <w:i w:val="false"/>
           <w:iCs w:val="false"/>
-          <w:sz w:val="16"/>
-          <w:szCs w:val="16"/>
+          <w:sz w:val="24"/>
+          <w:szCs w:val="24"/>
         </w:rPr>
         <w:t xml:space="preserve">☐ Mes 3 cotes sont exactes ✋ vérification professeur     </w:t>
       </w:r>
@@ -2244,7 +2244,7 @@
           </w:tcPr>
           <w:p>
             <w:pPr>
-              <w:spacing w:after="60"/>
+              <w:spacing w:after="96"/>
             </w:pPr>
             <w:r>
               <w:rPr>
@@ -2253,61 +2253,61 @@
                 <w:bCs/>
                 <w:i w:val="false"/>
                 <w:iCs w:val="false"/>
-                <w:sz w:val="18"/>
-                <w:szCs w:val="18"/>
+                <w:sz w:val="26"/>
+                <w:szCs w:val="26"/>
               </w:rPr>
               <w:t xml:space="preserve">BILAN — ce que je retiens</w:t>
             </w:r>
           </w:p>
           <w:p>
             <w:pPr>
-              <w:spacing w:after="60"/>
-            </w:pPr>
-            <w:r>
-              <w:rPr>
-                <w:rFonts w:ascii="Arial" w:cs="Arial" w:eastAsia="Arial" w:hAnsi="Arial"/>
-                <w:b w:val="false"/>
-                <w:bCs w:val="false"/>
-                <w:i w:val="false"/>
-                <w:iCs w:val="false"/>
-                <w:sz w:val="16"/>
-                <w:szCs w:val="16"/>
-              </w:rPr>
-              <w:t xml:space="preserve">• Dans SketchUp, on obtient une cote exacte en la ...................................... au clavier après le geste.</w:t>
-            </w:r>
-          </w:p>
-          <w:p>
-            <w:pPr>
-              <w:spacing w:after="60"/>
-            </w:pPr>
-            <w:r>
-              <w:rPr>
-                <w:rFonts w:ascii="Arial" w:cs="Arial" w:eastAsia="Arial" w:hAnsi="Arial"/>
-                <w:b w:val="false"/>
-                <w:bCs w:val="false"/>
-                <w:i w:val="false"/>
-                <w:iCs w:val="false"/>
-                <w:sz w:val="16"/>
-                <w:szCs w:val="16"/>
-              </w:rPr>
-              <w:t xml:space="preserve">• L'outil ............................-............................ transforme une face en volume.</w:t>
-            </w:r>
-          </w:p>
-          <w:p>
-            <w:pPr>
-              <w:spacing w:after="60"/>
-            </w:pPr>
-            <w:r>
-              <w:rPr>
-                <w:rFonts w:ascii="Arial" w:cs="Arial" w:eastAsia="Arial" w:hAnsi="Arial"/>
-                <w:b w:val="false"/>
-                <w:bCs w:val="false"/>
-                <w:i w:val="false"/>
-                <w:iCs w:val="false"/>
-                <w:sz w:val="16"/>
-                <w:szCs w:val="16"/>
-              </w:rPr>
-              <w:t xml:space="preserve">• Je contrôle mes dimensions avec l'outil ...................................... .</w:t>
+              <w:spacing w:after="96"/>
+            </w:pPr>
+            <w:r>
+              <w:rPr>
+                <w:rFonts w:ascii="Arial" w:cs="Arial" w:eastAsia="Arial" w:hAnsi="Arial"/>
+                <w:b w:val="false"/>
+                <w:bCs w:val="false"/>
+                <w:i w:val="false"/>
+                <w:iCs w:val="false"/>
+                <w:sz w:val="24"/>
+                <w:szCs w:val="24"/>
+              </w:rPr>
+              <w:t xml:space="preserve">• Dans SketchUp, on obtient une cote exacte en la .................... au clavier après le geste.</w:t>
+            </w:r>
+          </w:p>
+          <w:p>
+            <w:pPr>
+              <w:spacing w:after="96"/>
+            </w:pPr>
+            <w:r>
+              <w:rPr>
+                <w:rFonts w:ascii="Arial" w:cs="Arial" w:eastAsia="Arial" w:hAnsi="Arial"/>
+                <w:b w:val="false"/>
+                <w:bCs w:val="false"/>
+                <w:i w:val="false"/>
+                <w:iCs w:val="false"/>
+                <w:sz w:val="24"/>
+                <w:szCs w:val="24"/>
+              </w:rPr>
+              <w:t xml:space="preserve">• L'outil ..............-.............. transforme une face en volume.</w:t>
+            </w:r>
+          </w:p>
+          <w:p>
+            <w:pPr>
+              <w:spacing w:after="96"/>
+            </w:pPr>
+            <w:r>
+              <w:rPr>
+                <w:rFonts w:ascii="Arial" w:cs="Arial" w:eastAsia="Arial" w:hAnsi="Arial"/>
+                <w:b w:val="false"/>
+                <w:bCs w:val="false"/>
+                <w:i w:val="false"/>
+                <w:iCs w:val="false"/>
+                <w:sz w:val="24"/>
+                <w:szCs w:val="24"/>
+              </w:rPr>
+              <w:t xml:space="preserve">• Je contrôle mes dimensions avec l'outil .................... .</w:t>
             </w:r>
           </w:p>
         </w:tc>
@@ -2325,8 +2325,8 @@
           <w:bCs w:val="false"/>
           <w:i/>
           <w:iCs/>
-          <w:sz w:val="16"/>
-          <w:szCs w:val="16"/>
+          <w:sz w:val="24"/>
+          <w:szCs w:val="24"/>
         </w:rPr>
         <w:t xml:space="preserve">« En modélisation, « à peu près » n'existe pas. »</w:t>
       </w:r>
@@ -2520,8 +2520,8 @@
     <w:rPrDefault>
       <w:rPr>
         <w:rFonts w:ascii="Arial" w:cs="Arial" w:eastAsia="Arial" w:hAnsi="Arial"/>
-        <w:sz w:val="16"/>
-        <w:szCs w:val="16"/>
+        <w:sz w:val="24"/>
+        <w:szCs w:val="24"/>
       </w:rPr>
     </w:rPrDefault>
     <w:pPrDefault/>

--- a/public/2026/seq05/FICHE_S5-A03_SketchUp1_4eme.docx
+++ b/public/2026/seq05/FICHE_S5-A03_SketchUp1_4eme.docx
@@ -21,6 +21,9 @@
         <w:gridCol w:w="1200"/>
       </w:tblGrid>
       <w:tr>
+        <w:trPr>
+          <w:cantSplit/>
+        </w:trPr>
         <w:tc>
           <w:tcPr>
             <w:tcW w:type="dxa" w:w="1266"/>
@@ -210,6 +213,32 @@
               <w:t xml:space="preserve">ACTIVITÉ N°03</w:t>
             </w:r>
           </w:p>
+          <w:p>
+            <w:pPr>
+              <w:spacing w:after="0"/>
+            </w:pPr>
+            <w:r>
+              <w:rPr>
+                <w:rFonts w:ascii="Arial" w:cs="Arial" w:eastAsia="Arial" w:hAnsi="Arial"/>
+                <w:sz w:val="14"/>
+                <w:szCs w:val="14"/>
+              </w:rPr>
+              <w:t xml:space="preserve">NOM : ..............................</w:t>
+            </w:r>
+          </w:p>
+          <w:p>
+            <w:pPr>
+              <w:spacing w:after="0"/>
+            </w:pPr>
+            <w:r>
+              <w:rPr>
+                <w:rFonts w:ascii="Arial" w:cs="Arial" w:eastAsia="Arial" w:hAnsi="Arial"/>
+                <w:sz w:val="14"/>
+                <w:szCs w:val="14"/>
+              </w:rPr>
+              <w:t xml:space="preserve">PRÉNOM : .........................</w:t>
+            </w:r>
+          </w:p>
         </w:tc>
         <w:tc>
           <w:tcPr>
@@ -295,149 +324,48 @@
         </w:tblBorders>
       </w:tblPr>
       <w:tblGrid>
-        <w:gridCol w:w="2340"/>
-        <w:gridCol w:w="2340"/>
-        <w:gridCol w:w="2340"/>
-        <w:gridCol w:w="2340"/>
+        <w:gridCol w:w="9360"/>
       </w:tblGrid>
       <w:tr>
-        <w:tc>
-          <w:tcPr>
-            <w:tcW w:type="dxa" w:w="2340"/>
-            <w:tcBorders>
-              <w:top w:val="single" w:color="000000" w:sz="6"/>
-              <w:left w:val="single" w:color="000000" w:sz="6"/>
-              <w:bottom w:val="single" w:color="000000" w:sz="6"/>
-              <w:right w:val="single" w:color="000000" w:sz="6"/>
-            </w:tcBorders>
-            <w:tcMar>
-              <w:top w:type="dxa" w:w="40"/>
-              <w:left w:type="dxa" w:w="80"/>
-              <w:bottom w:type="dxa" w:w="40"/>
-              <w:right w:type="dxa" w:w="80"/>
-            </w:tcMar>
-            <w:vAlign w:val="center"/>
-          </w:tcPr>
-          <w:p>
-            <w:pPr>
-              <w:spacing w:after="0"/>
-            </w:pPr>
-            <w:r>
-              <w:rPr>
-                <w:rFonts w:ascii="Arial" w:cs="Arial" w:eastAsia="Arial" w:hAnsi="Arial"/>
-                <w:b w:val="false"/>
-                <w:bCs w:val="false"/>
-                <w:i w:val="false"/>
-                <w:iCs w:val="false"/>
-                <w:sz w:val="24"/>
-                <w:szCs w:val="24"/>
-              </w:rPr>
-              <w:t xml:space="preserve">NOM : </w:t>
-            </w:r>
-          </w:p>
-        </w:tc>
-        <w:tc>
-          <w:tcPr>
-            <w:tcW w:type="dxa" w:w="2340"/>
-            <w:tcBorders>
-              <w:top w:val="single" w:color="000000" w:sz="6"/>
-              <w:left w:val="single" w:color="000000" w:sz="6"/>
-              <w:bottom w:val="single" w:color="000000" w:sz="6"/>
-              <w:right w:val="single" w:color="000000" w:sz="6"/>
-            </w:tcBorders>
-            <w:tcMar>
-              <w:top w:type="dxa" w:w="40"/>
-              <w:left w:type="dxa" w:w="80"/>
-              <w:bottom w:type="dxa" w:w="40"/>
-              <w:right w:type="dxa" w:w="80"/>
-            </w:tcMar>
-            <w:vAlign w:val="center"/>
-          </w:tcPr>
-          <w:p>
-            <w:pPr>
-              <w:spacing w:after="0"/>
-            </w:pPr>
-            <w:r>
-              <w:rPr>
-                <w:rFonts w:ascii="Arial" w:cs="Arial" w:eastAsia="Arial" w:hAnsi="Arial"/>
-                <w:b w:val="false"/>
-                <w:bCs w:val="false"/>
-                <w:i w:val="false"/>
-                <w:iCs w:val="false"/>
-                <w:sz w:val="24"/>
-                <w:szCs w:val="24"/>
-              </w:rPr>
-              <w:t xml:space="preserve">PRÉNOM : </w:t>
-            </w:r>
-          </w:p>
-        </w:tc>
-        <w:tc>
-          <w:tcPr>
-            <w:tcW w:type="dxa" w:w="2340"/>
-            <w:tcBorders>
-              <w:top w:val="single" w:color="000000" w:sz="6"/>
-              <w:left w:val="single" w:color="000000" w:sz="6"/>
-              <w:bottom w:val="single" w:color="000000" w:sz="6"/>
-              <w:right w:val="single" w:color="000000" w:sz="6"/>
-            </w:tcBorders>
-            <w:tcMar>
-              <w:top w:type="dxa" w:w="40"/>
-              <w:left w:type="dxa" w:w="80"/>
-              <w:bottom w:type="dxa" w:w="40"/>
-              <w:right w:type="dxa" w:w="80"/>
-            </w:tcMar>
-            <w:vAlign w:val="center"/>
-          </w:tcPr>
-          <w:p>
-            <w:pPr>
-              <w:spacing w:after="0"/>
-            </w:pPr>
-            <w:r>
-              <w:rPr>
-                <w:rFonts w:ascii="Arial" w:cs="Arial" w:eastAsia="Arial" w:hAnsi="Arial"/>
-                <w:b w:val="false"/>
-                <w:bCs w:val="false"/>
-                <w:i w:val="false"/>
-                <w:iCs w:val="false"/>
-                <w:sz w:val="24"/>
-                <w:szCs w:val="24"/>
-              </w:rPr>
-              <w:t xml:space="preserve">CLASSE : </w:t>
-            </w:r>
-          </w:p>
-        </w:tc>
-        <w:tc>
-          <w:tcPr>
-            <w:tcW w:type="dxa" w:w="2340"/>
-            <w:tcBorders>
-              <w:top w:val="single" w:color="000000" w:sz="6"/>
-              <w:left w:val="single" w:color="000000" w:sz="6"/>
-              <w:bottom w:val="single" w:color="000000" w:sz="6"/>
-              <w:right w:val="single" w:color="000000" w:sz="6"/>
-            </w:tcBorders>
-            <w:tcMar>
-              <w:top w:type="dxa" w:w="40"/>
-              <w:left w:type="dxa" w:w="80"/>
-              <w:bottom w:type="dxa" w:w="40"/>
-              <w:right w:type="dxa" w:w="80"/>
-            </w:tcMar>
-            <w:vAlign w:val="center"/>
-          </w:tcPr>
-          <w:p>
-            <w:pPr>
-              <w:spacing w:after="0"/>
-            </w:pPr>
-            <w:r>
-              <w:rPr>
-                <w:rFonts w:ascii="Arial" w:cs="Arial" w:eastAsia="Arial" w:hAnsi="Arial"/>
-                <w:b w:val="false"/>
-                <w:bCs w:val="false"/>
-                <w:i w:val="false"/>
-                <w:iCs w:val="false"/>
-                <w:sz w:val="24"/>
-                <w:szCs w:val="24"/>
-              </w:rPr>
-              <w:t xml:space="preserve">MAISON : </w:t>
+        <w:trPr>
+          <w:cantSplit/>
+        </w:trPr>
+        <w:tc>
+          <w:tcPr>
+            <w:tcW w:type="dxa" w:w="9360"/>
+            <w:tcBorders>
+              <w:top w:val="single" w:color="000000" w:sz="6"/>
+              <w:left w:val="single" w:color="000000" w:sz="6"/>
+              <w:bottom w:val="single" w:color="000000" w:sz="6"/>
+              <w:right w:val="single" w:color="000000" w:sz="6"/>
+            </w:tcBorders>
+            <w:shd w:fill="D9D9D9" w:val="clear"/>
+            <w:tcMar>
+              <w:top w:type="dxa" w:w="40"/>
+              <w:left w:type="dxa" w:w="80"/>
+              <w:bottom w:type="dxa" w:w="40"/>
+              <w:right w:type="dxa" w:w="80"/>
+            </w:tcMar>
+            <w:vAlign w:val="center"/>
+          </w:tcPr>
+          <w:p>
+            <w:pPr>
+              <w:keepNext/>
+              <w:keepLines/>
+              <w:spacing w:after="0"/>
+              <w:jc w:val="center"/>
+            </w:pPr>
+            <w:r>
+              <w:rPr>
+                <w:rFonts w:ascii="Arial" w:cs="Arial" w:eastAsia="Arial" w:hAnsi="Arial"/>
+                <w:b/>
+                <w:bCs/>
+                <w:i w:val="false"/>
+                <w:iCs w:val="false"/>
+                <w:sz w:val="32"/>
+                <w:szCs w:val="32"/>
+              </w:rPr>
+              <w:t xml:space="preserve">SKETCHUP (1) : FORMES EXACTES ET POUSSÉ-TIRÉ</w:t>
             </w:r>
           </w:p>
         </w:tc>
@@ -445,6 +373,8 @@
     </w:tbl>
     <w:p>
       <w:pPr>
+        <w:keepNext/>
+        <w:keepLines/>
         <w:spacing w:after="128"/>
       </w:pPr>
     </w:p>
@@ -464,6 +394,9 @@
         <w:gridCol w:w="9360"/>
       </w:tblGrid>
       <w:tr>
+        <w:trPr>
+          <w:cantSplit/>
+        </w:trPr>
         <w:tc>
           <w:tcPr>
             <w:tcW w:type="dxa" w:w="9360"/>
@@ -473,31 +406,50 @@
               <w:bottom w:val="single" w:color="000000" w:sz="6"/>
               <w:right w:val="single" w:color="000000" w:sz="6"/>
             </w:tcBorders>
-            <w:shd w:fill="D9D9D9" w:val="clear"/>
-            <w:tcMar>
-              <w:top w:type="dxa" w:w="40"/>
-              <w:left w:type="dxa" w:w="80"/>
-              <w:bottom w:type="dxa" w:w="40"/>
-              <w:right w:type="dxa" w:w="80"/>
-            </w:tcMar>
-            <w:vAlign w:val="center"/>
-          </w:tcPr>
-          <w:p>
-            <w:pPr>
-              <w:spacing w:after="0"/>
-              <w:jc w:val="center"/>
+            <w:tcMar>
+              <w:top w:type="dxa" w:w="100"/>
+              <w:left w:type="dxa" w:w="120"/>
+              <w:bottom w:type="dxa" w:w="100"/>
+              <w:right w:type="dxa" w:w="120"/>
+            </w:tcMar>
+            <w:vAlign w:val="center"/>
+          </w:tcPr>
+          <w:p>
+            <w:pPr>
+              <w:keepNext/>
+              <w:keepLines/>
+              <w:spacing w:after="96"/>
+            </w:pPr>
+            <w:r>
+              <w:rPr>
+                <w:rFonts w:ascii="Arial" w:cs="Arial" w:eastAsia="Arial" w:hAnsi="Arial"/>
+                <w:b w:val="false"/>
+                <w:bCs w:val="false"/>
+                <w:i w:val="false"/>
+                <w:iCs w:val="false"/>
+                <w:sz w:val="24"/>
+                <w:szCs w:val="24"/>
+              </w:rPr>
+              <w:t xml:space="preserve">Ton croquis est choisi ! Le bureau d'études exige maintenant un modèle 3D AUX COTES EXACTES : dans SketchUp, on ne dessine pas « à peu près », on TAPE les dimensions.</w:t>
+            </w:r>
+          </w:p>
+          <w:p>
+            <w:pPr>
+              <w:keepNext/>
+              <w:keepLines/>
+              <w:spacing w:after="0"/>
             </w:pPr>
             <w:r>
               <w:rPr>
                 <w:rFonts w:ascii="Arial" w:cs="Arial" w:eastAsia="Arial" w:hAnsi="Arial"/>
                 <w:b/>
                 <w:bCs/>
-                <w:i w:val="false"/>
-                <w:iCs w:val="false"/>
-                <w:sz w:val="32"/>
-                <w:szCs w:val="32"/>
-              </w:rPr>
-              <w:t xml:space="preserve">SKETCHUP (1) : FORMES EXACTES ET POUSSÉ-TIRÉ</w:t>
+                <w:i/>
+                <w:iCs/>
+                <w:sz w:val="24"/>
+                <w:szCs w:val="24"/>
+              </w:rPr>
+              <w:t xml:space="preserve">❓ Comment modéliser ma solution aux dimensions exactes de mon croquis ?</w:t>
             </w:r>
           </w:p>
         </w:tc>
@@ -505,142 +457,30 @@
     </w:tbl>
     <w:p>
       <w:pPr>
-        <w:spacing w:after="128"/>
+        <w:keepNext/>
+        <w:keepLines/>
+        <w:pBdr>
+          <w:top w:val="single" w:color="000000" w:sz="6" w:space="4"/>
+          <w:left w:val="single" w:color="000000" w:sz="6" w:space="4"/>
+          <w:bottom w:val="single" w:color="000000" w:sz="6" w:space="4"/>
+          <w:right w:val="single" w:color="000000" w:sz="6" w:space="4"/>
+        </w:pBdr>
+        <w:shd w:val="clear" w:color="auto" w:fill="D9D9D9"/>
+        <w:spacing w:before="150" w:after="130"/>
+        <w:ind w:left="0" w:right="1106"/>
       </w:pPr>
-    </w:p>
-    <w:tbl>
-      <w:tblPr>
-        <w:tblW w:type="dxa" w:w="9360"/>
-        <w:tblBorders>
-          <w:top w:val="single" w:color="auto" w:sz="4"/>
-          <w:left w:val="single" w:color="auto" w:sz="4"/>
-          <w:bottom w:val="single" w:color="auto" w:sz="4"/>
-          <w:right w:val="single" w:color="auto" w:sz="4"/>
-          <w:insideH w:val="single" w:color="auto" w:sz="4"/>
-          <w:insideV w:val="single" w:color="auto" w:sz="4"/>
-        </w:tblBorders>
-      </w:tblPr>
-      <w:tblGrid>
-        <w:gridCol w:w="9360"/>
-      </w:tblGrid>
-      <w:tr>
-        <w:tc>
-          <w:tcPr>
-            <w:tcW w:type="dxa" w:w="9360"/>
-            <w:tcBorders>
-              <w:top w:val="single" w:color="000000" w:sz="6"/>
-              <w:left w:val="single" w:color="000000" w:sz="6"/>
-              <w:bottom w:val="single" w:color="000000" w:sz="6"/>
-              <w:right w:val="single" w:color="000000" w:sz="6"/>
-            </w:tcBorders>
-            <w:tcMar>
-              <w:top w:type="dxa" w:w="100"/>
-              <w:left w:type="dxa" w:w="120"/>
-              <w:bottom w:type="dxa" w:w="100"/>
-              <w:right w:type="dxa" w:w="120"/>
-            </w:tcMar>
-            <w:vAlign w:val="center"/>
-          </w:tcPr>
-          <w:p>
-            <w:pPr>
-              <w:spacing w:after="96"/>
-            </w:pPr>
-            <w:r>
-              <w:rPr>
-                <w:rFonts w:ascii="Arial" w:cs="Arial" w:eastAsia="Arial" w:hAnsi="Arial"/>
-                <w:b w:val="false"/>
-                <w:bCs w:val="false"/>
-                <w:i w:val="false"/>
-                <w:iCs w:val="false"/>
-                <w:sz w:val="24"/>
-                <w:szCs w:val="24"/>
-              </w:rPr>
-              <w:t xml:space="preserve">Ton croquis est choisi ! Le bureau d'études exige maintenant un modèle 3D AUX COTES EXACTES : dans SketchUp, on ne dessine pas « à peu près », on TAPE les dimensions.</w:t>
-            </w:r>
-          </w:p>
-          <w:p>
-            <w:pPr>
-              <w:spacing w:after="0"/>
-            </w:pPr>
-            <w:r>
-              <w:rPr>
-                <w:rFonts w:ascii="Arial" w:cs="Arial" w:eastAsia="Arial" w:hAnsi="Arial"/>
-                <w:b/>
-                <w:bCs/>
-                <w:i/>
-                <w:iCs/>
-                <w:sz w:val="24"/>
-                <w:szCs w:val="24"/>
-              </w:rPr>
-              <w:t xml:space="preserve">❓ Comment modéliser ma solution aux dimensions exactes de mon croquis ?</w:t>
-            </w:r>
-          </w:p>
-        </w:tc>
-      </w:tr>
-    </w:tbl>
-    <w:p>
-      <w:pPr>
-        <w:spacing w:after="128"/>
-      </w:pPr>
-    </w:p>
-    <w:tbl>
-      <w:tblPr>
-        <w:tblW w:type="dxa" w:w="9360"/>
-        <w:tblBorders>
-          <w:top w:val="single" w:color="auto" w:sz="4"/>
-          <w:left w:val="single" w:color="auto" w:sz="4"/>
-          <w:bottom w:val="single" w:color="auto" w:sz="4"/>
-          <w:right w:val="single" w:color="auto" w:sz="4"/>
-          <w:insideH w:val="single" w:color="auto" w:sz="4"/>
-          <w:insideV w:val="single" w:color="auto" w:sz="4"/>
-        </w:tblBorders>
-      </w:tblPr>
-      <w:tblGrid>
-        <w:gridCol w:w="9360"/>
-      </w:tblGrid>
-      <w:tr>
-        <w:tc>
-          <w:tcPr>
-            <w:tcW w:type="dxa" w:w="9360"/>
-            <w:tcBorders>
-              <w:top w:val="single" w:color="000000" w:sz="6"/>
-              <w:left w:val="single" w:color="000000" w:sz="6"/>
-              <w:bottom w:val="single" w:color="000000" w:sz="6"/>
-              <w:right w:val="single" w:color="000000" w:sz="6"/>
-            </w:tcBorders>
-            <w:shd w:fill="F2F2F2" w:val="clear"/>
-            <w:tcMar>
-              <w:top w:type="dxa" w:w="40"/>
-              <w:left w:type="dxa" w:w="80"/>
-              <w:bottom w:type="dxa" w:w="40"/>
-              <w:right w:type="dxa" w:w="80"/>
-            </w:tcMar>
-            <w:vAlign w:val="center"/>
-          </w:tcPr>
-          <w:p>
-            <w:pPr>
-              <w:spacing w:after="0"/>
-            </w:pPr>
-            <w:r>
-              <w:rPr>
-                <w:rFonts w:ascii="Arial" w:cs="Arial" w:eastAsia="Arial" w:hAnsi="Arial"/>
-                <w:b/>
-                <w:bCs/>
-                <w:i w:val="false"/>
-                <w:iCs w:val="false"/>
-                <w:sz w:val="26"/>
-                <w:szCs w:val="26"/>
-              </w:rPr>
-              <w:t xml:space="preserve">PARTIE 1 — L'interface de SketchUp Make 2017  (document projeté)</w:t>
-            </w:r>
-          </w:p>
-        </w:tc>
-      </w:tr>
-    </w:tbl>
-    <w:p>
-      <w:pPr>
-        <w:spacing w:after="64"/>
-      </w:pPr>
+      <w:r>
+        <w:rPr>
+          <w:rFonts w:ascii="Arial" w:cs="Arial" w:eastAsia="Arial" w:hAnsi="Arial"/>
+          <w:b/>
+          <w:bCs/>
+          <w:i w:val="false"/>
+          <w:iCs w:val="false"/>
+          <w:sz w:val="26"/>
+          <w:szCs w:val="26"/>
+        </w:rPr>
+        <w:t xml:space="preserve">PARTIE 1 — L'interface de SketchUp Make 2017  (document projeté)</w:t>
+      </w:r>
     </w:p>
     <w:tbl>
       <w:tblPr>
@@ -659,6 +499,9 @@
         <w:gridCol w:w="4960"/>
       </w:tblGrid>
       <w:tr>
+        <w:trPr>
+          <w:cantSplit/>
+        </w:trPr>
         <w:tc>
           <w:tcPr>
             <w:tcW w:type="dxa" w:w="4400"/>
@@ -679,6 +522,8 @@
           </w:tcPr>
           <w:p>
             <w:pPr>
+              <w:keepNext/>
+              <w:keepLines/>
               <w:spacing w:after="0"/>
             </w:pPr>
             <w:r>
@@ -715,6 +560,8 @@
           </w:tcPr>
           <w:p>
             <w:pPr>
+              <w:keepNext/>
+              <w:keepLines/>
               <w:spacing w:after="0"/>
             </w:pPr>
             <w:r>
@@ -733,6 +580,9 @@
         </w:tc>
       </w:tr>
       <w:tr>
+        <w:trPr>
+          <w:cantSplit/>
+        </w:trPr>
         <w:tc>
           <w:tcPr>
             <w:tcW w:type="dxa" w:w="4400"/>
@@ -752,6 +602,8 @@
           </w:tcPr>
           <w:p>
             <w:pPr>
+              <w:keepNext/>
+              <w:keepLines/>
               <w:spacing w:after="0"/>
             </w:pPr>
             <w:r>
@@ -787,6 +639,8 @@
           </w:tcPr>
           <w:p>
             <w:pPr>
+              <w:keepNext/>
+              <w:keepLines/>
               <w:spacing w:after="0"/>
             </w:pPr>
             <w:r>
@@ -805,6 +659,9 @@
         </w:tc>
       </w:tr>
       <w:tr>
+        <w:trPr>
+          <w:cantSplit/>
+        </w:trPr>
         <w:tc>
           <w:tcPr>
             <w:tcW w:type="dxa" w:w="4400"/>
@@ -824,6 +681,8 @@
           </w:tcPr>
           <w:p>
             <w:pPr>
+              <w:keepNext/>
+              <w:keepLines/>
               <w:spacing w:after="0"/>
             </w:pPr>
             <w:r>
@@ -859,6 +718,8 @@
           </w:tcPr>
           <w:p>
             <w:pPr>
+              <w:keepNext/>
+              <w:keepLines/>
               <w:spacing w:after="0"/>
             </w:pPr>
             <w:r>
@@ -877,6 +738,9 @@
         </w:tc>
       </w:tr>
       <w:tr>
+        <w:trPr>
+          <w:cantSplit/>
+        </w:trPr>
         <w:tc>
           <w:tcPr>
             <w:tcW w:type="dxa" w:w="4400"/>
@@ -896,6 +760,8 @@
           </w:tcPr>
           <w:p>
             <w:pPr>
+              <w:keepNext/>
+              <w:keepLines/>
               <w:spacing w:after="0"/>
             </w:pPr>
             <w:r>
@@ -931,6 +797,8 @@
           </w:tcPr>
           <w:p>
             <w:pPr>
+              <w:keepNext/>
+              <w:keepLines/>
               <w:spacing w:after="0"/>
             </w:pPr>
             <w:r>
@@ -949,6 +817,9 @@
         </w:tc>
       </w:tr>
       <w:tr>
+        <w:trPr>
+          <w:cantSplit/>
+        </w:trPr>
         <w:tc>
           <w:tcPr>
             <w:tcW w:type="dxa" w:w="4400"/>
@@ -1023,67 +894,30 @@
     </w:tbl>
     <w:p>
       <w:pPr>
-        <w:spacing w:after="80"/>
+        <w:keepNext/>
+        <w:keepLines/>
+        <w:pBdr>
+          <w:top w:val="single" w:color="000000" w:sz="6" w:space="4"/>
+          <w:left w:val="single" w:color="000000" w:sz="6" w:space="4"/>
+          <w:bottom w:val="single" w:color="000000" w:sz="6" w:space="4"/>
+          <w:right w:val="single" w:color="000000" w:sz="6" w:space="4"/>
+        </w:pBdr>
+        <w:shd w:val="clear" w:color="auto" w:fill="D9D9D9"/>
+        <w:spacing w:before="150" w:after="130"/>
+        <w:ind w:left="0" w:right="1106"/>
       </w:pPr>
-    </w:p>
-    <w:tbl>
-      <w:tblPr>
-        <w:tblW w:type="dxa" w:w="9360"/>
-        <w:tblBorders>
-          <w:top w:val="single" w:color="auto" w:sz="4"/>
-          <w:left w:val="single" w:color="auto" w:sz="4"/>
-          <w:bottom w:val="single" w:color="auto" w:sz="4"/>
-          <w:right w:val="single" w:color="auto" w:sz="4"/>
-          <w:insideH w:val="single" w:color="auto" w:sz="4"/>
-          <w:insideV w:val="single" w:color="auto" w:sz="4"/>
-        </w:tblBorders>
-      </w:tblPr>
-      <w:tblGrid>
-        <w:gridCol w:w="9360"/>
-      </w:tblGrid>
-      <w:tr>
-        <w:tc>
-          <w:tcPr>
-            <w:tcW w:type="dxa" w:w="9360"/>
-            <w:tcBorders>
-              <w:top w:val="single" w:color="000000" w:sz="6"/>
-              <w:left w:val="single" w:color="000000" w:sz="6"/>
-              <w:bottom w:val="single" w:color="000000" w:sz="6"/>
-              <w:right w:val="single" w:color="000000" w:sz="6"/>
-            </w:tcBorders>
-            <w:shd w:fill="F2F2F2" w:val="clear"/>
-            <w:tcMar>
-              <w:top w:type="dxa" w:w="40"/>
-              <w:left w:type="dxa" w:w="80"/>
-              <w:bottom w:type="dxa" w:w="40"/>
-              <w:right w:type="dxa" w:w="80"/>
-            </w:tcMar>
-            <w:vAlign w:val="center"/>
-          </w:tcPr>
-          <w:p>
-            <w:pPr>
-              <w:spacing w:after="0"/>
-            </w:pPr>
-            <w:r>
-              <w:rPr>
-                <w:rFonts w:ascii="Arial" w:cs="Arial" w:eastAsia="Arial" w:hAnsi="Arial"/>
-                <w:b/>
-                <w:bCs/>
-                <w:i w:val="false"/>
-                <w:iCs w:val="false"/>
-                <w:sz w:val="26"/>
-                <w:szCs w:val="26"/>
-              </w:rPr>
-              <w:t xml:space="preserve">PARTIE 2 — Pas-à-pas : mon premier volume exact  (séance en groupe)</w:t>
-            </w:r>
-          </w:p>
-        </w:tc>
-      </w:tr>
-    </w:tbl>
-    <w:p>
-      <w:pPr>
-        <w:spacing w:after="64"/>
-      </w:pPr>
+      <w:r>
+        <w:rPr>
+          <w:rFonts w:ascii="Arial" w:cs="Arial" w:eastAsia="Arial" w:hAnsi="Arial"/>
+          <w:b/>
+          <w:bCs/>
+          <w:i w:val="false"/>
+          <w:iCs w:val="false"/>
+          <w:sz w:val="26"/>
+          <w:szCs w:val="26"/>
+        </w:rPr>
+        <w:t xml:space="preserve">PARTIE 2 — Pas-à-pas : mon premier volume exact  (séance en groupe)</w:t>
+      </w:r>
     </w:p>
     <w:tbl>
       <w:tblPr>
@@ -1102,6 +936,9 @@
         <w:gridCol w:w="8460"/>
       </w:tblGrid>
       <w:tr>
+        <w:trPr>
+          <w:cantSplit/>
+        </w:trPr>
         <w:tc>
           <w:tcPr>
             <w:tcW w:type="dxa" w:w="900"/>
@@ -1122,6 +959,8 @@
           </w:tcPr>
           <w:p>
             <w:pPr>
+              <w:keepNext/>
+              <w:keepLines/>
               <w:spacing w:after="0"/>
             </w:pPr>
             <w:r>
@@ -1158,6 +997,8 @@
           </w:tcPr>
           <w:p>
             <w:pPr>
+              <w:keepNext/>
+              <w:keepLines/>
               <w:spacing w:after="0"/>
             </w:pPr>
             <w:r>
@@ -1176,6 +1017,9 @@
         </w:tc>
       </w:tr>
       <w:tr>
+        <w:trPr>
+          <w:cantSplit/>
+        </w:trPr>
         <w:tc>
           <w:tcPr>
             <w:tcW w:type="dxa" w:w="900"/>
@@ -1195,6 +1039,8 @@
           </w:tcPr>
           <w:p>
             <w:pPr>
+              <w:keepNext/>
+              <w:keepLines/>
               <w:spacing w:after="0"/>
             </w:pPr>
             <w:r>
@@ -1230,6 +1076,8 @@
           </w:tcPr>
           <w:p>
             <w:pPr>
+              <w:keepNext/>
+              <w:keepLines/>
               <w:spacing w:after="0"/>
             </w:pPr>
             <w:r>
@@ -1248,6 +1096,9 @@
         </w:tc>
       </w:tr>
       <w:tr>
+        <w:trPr>
+          <w:cantSplit/>
+        </w:trPr>
         <w:tc>
           <w:tcPr>
             <w:tcW w:type="dxa" w:w="900"/>
@@ -1267,6 +1118,8 @@
           </w:tcPr>
           <w:p>
             <w:pPr>
+              <w:keepNext/>
+              <w:keepLines/>
               <w:spacing w:after="0"/>
             </w:pPr>
             <w:r>
@@ -1302,6 +1155,8 @@
           </w:tcPr>
           <w:p>
             <w:pPr>
+              <w:keepNext/>
+              <w:keepLines/>
               <w:spacing w:after="0"/>
             </w:pPr>
             <w:r>
@@ -1320,6 +1175,9 @@
         </w:tc>
       </w:tr>
       <w:tr>
+        <w:trPr>
+          <w:cantSplit/>
+        </w:trPr>
         <w:tc>
           <w:tcPr>
             <w:tcW w:type="dxa" w:w="900"/>
@@ -1339,6 +1197,8 @@
           </w:tcPr>
           <w:p>
             <w:pPr>
+              <w:keepNext/>
+              <w:keepLines/>
               <w:spacing w:after="0"/>
             </w:pPr>
             <w:r>
@@ -1374,6 +1234,8 @@
           </w:tcPr>
           <w:p>
             <w:pPr>
+              <w:keepNext/>
+              <w:keepLines/>
               <w:spacing w:after="0"/>
             </w:pPr>
             <w:r>
@@ -1392,6 +1254,9 @@
         </w:tc>
       </w:tr>
       <w:tr>
+        <w:trPr>
+          <w:cantSplit/>
+        </w:trPr>
         <w:tc>
           <w:tcPr>
             <w:tcW w:type="dxa" w:w="900"/>
@@ -1411,6 +1276,8 @@
           </w:tcPr>
           <w:p>
             <w:pPr>
+              <w:keepNext/>
+              <w:keepLines/>
               <w:spacing w:after="0"/>
             </w:pPr>
             <w:r>
@@ -1446,6 +1313,8 @@
           </w:tcPr>
           <w:p>
             <w:pPr>
+              <w:keepNext/>
+              <w:keepLines/>
               <w:spacing w:after="0"/>
             </w:pPr>
             <w:r>
@@ -1464,6 +1333,9 @@
         </w:tc>
       </w:tr>
       <w:tr>
+        <w:trPr>
+          <w:cantSplit/>
+        </w:trPr>
         <w:tc>
           <w:tcPr>
             <w:tcW w:type="dxa" w:w="900"/>
@@ -1538,67 +1410,30 @@
     </w:tbl>
     <w:p>
       <w:pPr>
-        <w:spacing w:after="80"/>
+        <w:keepNext/>
+        <w:keepLines/>
+        <w:pBdr>
+          <w:top w:val="single" w:color="000000" w:sz="6" w:space="4"/>
+          <w:left w:val="single" w:color="000000" w:sz="6" w:space="4"/>
+          <w:bottom w:val="single" w:color="000000" w:sz="6" w:space="4"/>
+          <w:right w:val="single" w:color="000000" w:sz="6" w:space="4"/>
+        </w:pBdr>
+        <w:shd w:val="clear" w:color="auto" w:fill="D9D9D9"/>
+        <w:spacing w:before="150" w:after="130"/>
+        <w:ind w:left="0" w:right="1106"/>
       </w:pPr>
-    </w:p>
-    <w:tbl>
-      <w:tblPr>
-        <w:tblW w:type="dxa" w:w="9360"/>
-        <w:tblBorders>
-          <w:top w:val="single" w:color="auto" w:sz="4"/>
-          <w:left w:val="single" w:color="auto" w:sz="4"/>
-          <w:bottom w:val="single" w:color="auto" w:sz="4"/>
-          <w:right w:val="single" w:color="auto" w:sz="4"/>
-          <w:insideH w:val="single" w:color="auto" w:sz="4"/>
-          <w:insideV w:val="single" w:color="auto" w:sz="4"/>
-        </w:tblBorders>
-      </w:tblPr>
-      <w:tblGrid>
-        <w:gridCol w:w="9360"/>
-      </w:tblGrid>
-      <w:tr>
-        <w:tc>
-          <w:tcPr>
-            <w:tcW w:type="dxa" w:w="9360"/>
-            <w:tcBorders>
-              <w:top w:val="single" w:color="000000" w:sz="6"/>
-              <w:left w:val="single" w:color="000000" w:sz="6"/>
-              <w:bottom w:val="single" w:color="000000" w:sz="6"/>
-              <w:right w:val="single" w:color="000000" w:sz="6"/>
-            </w:tcBorders>
-            <w:shd w:fill="F2F2F2" w:val="clear"/>
-            <w:tcMar>
-              <w:top w:type="dxa" w:w="40"/>
-              <w:left w:type="dxa" w:w="80"/>
-              <w:bottom w:type="dxa" w:w="40"/>
-              <w:right w:type="dxa" w:w="80"/>
-            </w:tcMar>
-            <w:vAlign w:val="center"/>
-          </w:tcPr>
-          <w:p>
-            <w:pPr>
-              <w:spacing w:after="0"/>
-            </w:pPr>
-            <w:r>
-              <w:rPr>
-                <w:rFonts w:ascii="Arial" w:cs="Arial" w:eastAsia="Arial" w:hAnsi="Arial"/>
-                <w:b/>
-                <w:bCs/>
-                <w:i w:val="false"/>
-                <w:iCs w:val="false"/>
-                <w:sz w:val="26"/>
-                <w:szCs w:val="26"/>
-              </w:rPr>
-              <w:t xml:space="preserve">PARTIE 3 — Contrôle des cotes</w:t>
-            </w:r>
-          </w:p>
-        </w:tc>
-      </w:tr>
-    </w:tbl>
-    <w:p>
-      <w:pPr>
-        <w:spacing w:after="64"/>
-      </w:pPr>
+      <w:r>
+        <w:rPr>
+          <w:rFonts w:ascii="Arial" w:cs="Arial" w:eastAsia="Arial" w:hAnsi="Arial"/>
+          <w:b/>
+          <w:bCs/>
+          <w:i w:val="false"/>
+          <w:iCs w:val="false"/>
+          <w:sz w:val="26"/>
+          <w:szCs w:val="26"/>
+        </w:rPr>
+        <w:t xml:space="preserve">PARTIE 3 — Contrôle des cotes</w:t>
+      </w:r>
     </w:p>
     <w:tbl>
       <w:tblPr>
@@ -1619,6 +1454,9 @@
         <w:gridCol w:w="1160"/>
       </w:tblGrid>
       <w:tr>
+        <w:trPr>
+          <w:cantSplit/>
+        </w:trPr>
         <w:tc>
           <w:tcPr>
             <w:tcW w:type="dxa" w:w="3400"/>
@@ -1639,6 +1477,8 @@
           </w:tcPr>
           <w:p>
             <w:pPr>
+              <w:keepNext/>
+              <w:keepLines/>
               <w:spacing w:after="0"/>
             </w:pPr>
             <w:r>
@@ -1675,6 +1515,8 @@
           </w:tcPr>
           <w:p>
             <w:pPr>
+              <w:keepNext/>
+              <w:keepLines/>
               <w:spacing w:after="0"/>
             </w:pPr>
             <w:r>
@@ -1711,6 +1553,8 @@
           </w:tcPr>
           <w:p>
             <w:pPr>
+              <w:keepNext/>
+              <w:keepLines/>
               <w:spacing w:after="0"/>
             </w:pPr>
             <w:r>
@@ -1747,6 +1591,8 @@
           </w:tcPr>
           <w:p>
             <w:pPr>
+              <w:keepNext/>
+              <w:keepLines/>
               <w:spacing w:after="0"/>
             </w:pPr>
             <w:r>
@@ -1765,6 +1611,9 @@
         </w:tc>
       </w:tr>
       <w:tr>
+        <w:trPr>
+          <w:cantSplit/>
+        </w:trPr>
         <w:tc>
           <w:tcPr>
             <w:tcW w:type="dxa" w:w="3400"/>
@@ -1784,6 +1633,8 @@
           </w:tcPr>
           <w:p>
             <w:pPr>
+              <w:keepNext/>
+              <w:keepLines/>
               <w:spacing w:after="0"/>
             </w:pPr>
             <w:r>
@@ -1819,6 +1670,8 @@
           </w:tcPr>
           <w:p>
             <w:pPr>
+              <w:keepNext/>
+              <w:keepLines/>
               <w:spacing w:after="0"/>
             </w:pPr>
             <w:r>
@@ -1854,6 +1707,8 @@
           </w:tcPr>
           <w:p>
             <w:pPr>
+              <w:keepNext/>
+              <w:keepLines/>
               <w:spacing w:after="0"/>
             </w:pPr>
             <w:r>
@@ -1889,6 +1744,8 @@
           </w:tcPr>
           <w:p>
             <w:pPr>
+              <w:keepNext/>
+              <w:keepLines/>
               <w:spacing w:after="0"/>
             </w:pPr>
             <w:r>
@@ -1907,6 +1764,9 @@
         </w:tc>
       </w:tr>
       <w:tr>
+        <w:trPr>
+          <w:cantSplit/>
+        </w:trPr>
         <w:tc>
           <w:tcPr>
             <w:tcW w:type="dxa" w:w="3400"/>
@@ -1926,6 +1786,8 @@
           </w:tcPr>
           <w:p>
             <w:pPr>
+              <w:keepNext/>
+              <w:keepLines/>
               <w:spacing w:after="0"/>
             </w:pPr>
             <w:r>
@@ -1961,6 +1823,8 @@
           </w:tcPr>
           <w:p>
             <w:pPr>
+              <w:keepNext/>
+              <w:keepLines/>
               <w:spacing w:after="0"/>
             </w:pPr>
             <w:r>
@@ -1996,6 +1860,8 @@
           </w:tcPr>
           <w:p>
             <w:pPr>
+              <w:keepNext/>
+              <w:keepLines/>
               <w:spacing w:after="0"/>
             </w:pPr>
             <w:r>
@@ -2031,6 +1897,8 @@
           </w:tcPr>
           <w:p>
             <w:pPr>
+              <w:keepNext/>
+              <w:keepLines/>
               <w:spacing w:after="0"/>
             </w:pPr>
             <w:r>
@@ -2049,6 +1917,9 @@
         </w:tc>
       </w:tr>
       <w:tr>
+        <w:trPr>
+          <w:cantSplit/>
+        </w:trPr>
         <w:tc>
           <w:tcPr>
             <w:tcW w:type="dxa" w:w="3400"/>
@@ -2224,6 +2095,9 @@
         <w:gridCol w:w="9360"/>
       </w:tblGrid>
       <w:tr>
+        <w:trPr>
+          <w:cantSplit/>
+        </w:trPr>
         <w:tc>
           <w:tcPr>
             <w:tcW w:type="dxa" w:w="9360"/>

--- a/public/2026/seq05/FICHE_S5-A03_SketchUp1_4eme.docx
+++ b/public/2026/seq05/FICHE_S5-A03_SketchUp1_4eme.docx
@@ -211,32 +211,6 @@
                 <w:szCs w:val="16"/>
               </w:rPr>
               <w:t xml:space="preserve">ACTIVITÉ N°03</w:t>
-            </w:r>
-          </w:p>
-          <w:p>
-            <w:pPr>
-              <w:spacing w:after="0"/>
-            </w:pPr>
-            <w:r>
-              <w:rPr>
-                <w:rFonts w:ascii="Arial" w:cs="Arial" w:eastAsia="Arial" w:hAnsi="Arial"/>
-                <w:sz w:val="14"/>
-                <w:szCs w:val="14"/>
-              </w:rPr>
-              <w:t xml:space="preserve">NOM : ..............................</w:t>
-            </w:r>
-          </w:p>
-          <w:p>
-            <w:pPr>
-              <w:spacing w:after="0"/>
-            </w:pPr>
-            <w:r>
-              <w:rPr>
-                <w:rFonts w:ascii="Arial" w:cs="Arial" w:eastAsia="Arial" w:hAnsi="Arial"/>
-                <w:sz w:val="14"/>
-                <w:szCs w:val="14"/>
-              </w:rPr>
-              <w:t xml:space="preserve">PRÉNOM : .........................</w:t>
             </w:r>
           </w:p>
         </w:tc>

--- a/public/2026/seq05/FICHE_S5-A03_SketchUp1_4eme.docx
+++ b/public/2026/seq05/FICHE_S5-A03_SketchUp1_4eme.docx
@@ -1646,19 +1646,19 @@
             <w:pPr>
               <w:keepNext/>
               <w:keepLines/>
-              <w:spacing w:after="0"/>
-            </w:pPr>
-            <w:r>
-              <w:rPr>
-                <w:rFonts w:ascii="Arial" w:cs="Arial" w:eastAsia="Arial" w:hAnsi="Arial"/>
-                <w:b w:val="false"/>
-                <w:bCs w:val="false"/>
-                <w:i w:val="false"/>
-                <w:iCs w:val="false"/>
-                <w:sz w:val="24"/>
-                <w:szCs w:val="24"/>
-              </w:rPr>
-              <w:t xml:space="preserve">......</w:t>
+              <w:spacing w:after="230"/>
+            </w:pPr>
+            <w:r>
+              <w:rPr>
+                <w:rFonts w:ascii="Arial" w:cs="Arial" w:eastAsia="Arial" w:hAnsi="Arial"/>
+                <w:b w:val="false"/>
+                <w:bCs w:val="false"/>
+                <w:i w:val="false"/>
+                <w:iCs w:val="false"/>
+                <w:sz w:val="24"/>
+                <w:szCs w:val="24"/>
+              </w:rPr>
+              <w:t xml:space="preserve">......................................................................................................................................................</w:t>
             </w:r>
           </w:p>
         </w:tc>
@@ -1683,19 +1683,19 @@
             <w:pPr>
               <w:keepNext/>
               <w:keepLines/>
-              <w:spacing w:after="0"/>
-            </w:pPr>
-            <w:r>
-              <w:rPr>
-                <w:rFonts w:ascii="Arial" w:cs="Arial" w:eastAsia="Arial" w:hAnsi="Arial"/>
-                <w:b w:val="false"/>
-                <w:bCs w:val="false"/>
-                <w:i w:val="false"/>
-                <w:iCs w:val="false"/>
-                <w:sz w:val="24"/>
-                <w:szCs w:val="24"/>
-              </w:rPr>
-              <w:t xml:space="preserve">......</w:t>
+              <w:spacing w:after="230"/>
+            </w:pPr>
+            <w:r>
+              <w:rPr>
+                <w:rFonts w:ascii="Arial" w:cs="Arial" w:eastAsia="Arial" w:hAnsi="Arial"/>
+                <w:b w:val="false"/>
+                <w:bCs w:val="false"/>
+                <w:i w:val="false"/>
+                <w:iCs w:val="false"/>
+                <w:sz w:val="24"/>
+                <w:szCs w:val="24"/>
+              </w:rPr>
+              <w:t xml:space="preserve">......................................................................................................................................................</w:t>
             </w:r>
           </w:p>
         </w:tc>
@@ -1799,19 +1799,19 @@
             <w:pPr>
               <w:keepNext/>
               <w:keepLines/>
-              <w:spacing w:after="0"/>
-            </w:pPr>
-            <w:r>
-              <w:rPr>
-                <w:rFonts w:ascii="Arial" w:cs="Arial" w:eastAsia="Arial" w:hAnsi="Arial"/>
-                <w:b w:val="false"/>
-                <w:bCs w:val="false"/>
-                <w:i w:val="false"/>
-                <w:iCs w:val="false"/>
-                <w:sz w:val="24"/>
-                <w:szCs w:val="24"/>
-              </w:rPr>
-              <w:t xml:space="preserve">......</w:t>
+              <w:spacing w:after="230"/>
+            </w:pPr>
+            <w:r>
+              <w:rPr>
+                <w:rFonts w:ascii="Arial" w:cs="Arial" w:eastAsia="Arial" w:hAnsi="Arial"/>
+                <w:b w:val="false"/>
+                <w:bCs w:val="false"/>
+                <w:i w:val="false"/>
+                <w:iCs w:val="false"/>
+                <w:sz w:val="24"/>
+                <w:szCs w:val="24"/>
+              </w:rPr>
+              <w:t xml:space="preserve">......................................................................................................................................................</w:t>
             </w:r>
           </w:p>
         </w:tc>
@@ -1836,19 +1836,19 @@
             <w:pPr>
               <w:keepNext/>
               <w:keepLines/>
-              <w:spacing w:after="0"/>
-            </w:pPr>
-            <w:r>
-              <w:rPr>
-                <w:rFonts w:ascii="Arial" w:cs="Arial" w:eastAsia="Arial" w:hAnsi="Arial"/>
-                <w:b w:val="false"/>
-                <w:bCs w:val="false"/>
-                <w:i w:val="false"/>
-                <w:iCs w:val="false"/>
-                <w:sz w:val="24"/>
-                <w:szCs w:val="24"/>
-              </w:rPr>
-              <w:t xml:space="preserve">......</w:t>
+              <w:spacing w:after="230"/>
+            </w:pPr>
+            <w:r>
+              <w:rPr>
+                <w:rFonts w:ascii="Arial" w:cs="Arial" w:eastAsia="Arial" w:hAnsi="Arial"/>
+                <w:b w:val="false"/>
+                <w:bCs w:val="false"/>
+                <w:i w:val="false"/>
+                <w:iCs w:val="false"/>
+                <w:sz w:val="24"/>
+                <w:szCs w:val="24"/>
+              </w:rPr>
+              <w:t xml:space="preserve">......................................................................................................................................................</w:t>
             </w:r>
           </w:p>
         </w:tc>
@@ -1948,19 +1948,19 @@
           </w:tcPr>
           <w:p>
             <w:pPr>
-              <w:spacing w:after="0"/>
-            </w:pPr>
-            <w:r>
-              <w:rPr>
-                <w:rFonts w:ascii="Arial" w:cs="Arial" w:eastAsia="Arial" w:hAnsi="Arial"/>
-                <w:b w:val="false"/>
-                <w:bCs w:val="false"/>
-                <w:i w:val="false"/>
-                <w:iCs w:val="false"/>
-                <w:sz w:val="24"/>
-                <w:szCs w:val="24"/>
-              </w:rPr>
-              <w:t xml:space="preserve">......</w:t>
+              <w:spacing w:after="230"/>
+            </w:pPr>
+            <w:r>
+              <w:rPr>
+                <w:rFonts w:ascii="Arial" w:cs="Arial" w:eastAsia="Arial" w:hAnsi="Arial"/>
+                <w:b w:val="false"/>
+                <w:bCs w:val="false"/>
+                <w:i w:val="false"/>
+                <w:iCs w:val="false"/>
+                <w:sz w:val="24"/>
+                <w:szCs w:val="24"/>
+              </w:rPr>
+              <w:t xml:space="preserve">......................................................................................................................................................</w:t>
             </w:r>
           </w:p>
         </w:tc>
@@ -1983,19 +1983,19 @@
           </w:tcPr>
           <w:p>
             <w:pPr>
-              <w:spacing w:after="0"/>
-            </w:pPr>
-            <w:r>
-              <w:rPr>
-                <w:rFonts w:ascii="Arial" w:cs="Arial" w:eastAsia="Arial" w:hAnsi="Arial"/>
-                <w:b w:val="false"/>
-                <w:bCs w:val="false"/>
-                <w:i w:val="false"/>
-                <w:iCs w:val="false"/>
-                <w:sz w:val="24"/>
-                <w:szCs w:val="24"/>
-              </w:rPr>
-              <w:t xml:space="preserve">......</w:t>
+              <w:spacing w:after="230"/>
+            </w:pPr>
+            <w:r>
+              <w:rPr>
+                <w:rFonts w:ascii="Arial" w:cs="Arial" w:eastAsia="Arial" w:hAnsi="Arial"/>
+                <w:b w:val="false"/>
+                <w:bCs w:val="false"/>
+                <w:i w:val="false"/>
+                <w:iCs w:val="false"/>
+                <w:sz w:val="24"/>
+                <w:szCs w:val="24"/>
+              </w:rPr>
+              <w:t xml:space="preserve">......................................................................................................................................................</w:t>
             </w:r>
           </w:p>
         </w:tc>

--- a/public/2026/seq05/FICHE_S5-A03_SketchUp1_4eme.docx
+++ b/public/2026/seq05/FICHE_S5-A03_SketchUp1_4eme.docx
@@ -345,6 +345,30 @@
         </w:tc>
       </w:tr>
     </w:tbl>
+    <w:p>
+      <w:pPr>
+        <w:keepNext/>
+        <w:spacing w:after="128"/>
+      </w:pPr>
+      <w:r>
+        <w:rPr>
+          <w:rFonts w:ascii="Arial" w:cs="Arial" w:eastAsia="Arial" w:hAnsi="Arial"/>
+          <w:sz w:val="24"/>
+          <w:szCs w:val="24"/>
+          <w:b/>
+          <w:bCs/>
+        </w:rPr>
+        <w:t xml:space="preserve">OBJECTIF — </w:t>
+      </w:r>
+      <w:r>
+        <w:rPr>
+          <w:rFonts w:ascii="Arial" w:cs="Arial" w:eastAsia="Arial" w:hAnsi="Arial"/>
+          <w:sz w:val="24"/>
+          <w:szCs w:val="24"/>
+        </w:rPr>
+        <w:t xml:space="preserve">Tu sauras modéliser une pièce aux cotes exactes et la contrôler à l'outil Mètre.</w:t>
+      </w:r>
+    </w:p>
     <w:p>
       <w:pPr>
         <w:keepNext/>
@@ -1658,7 +1682,7 @@
                 <w:sz w:val="24"/>
                 <w:szCs w:val="24"/>
               </w:rPr>
-              <w:t xml:space="preserve">......................................................................................................................................................</w:t>
+              <w:t xml:space="preserve">............................</w:t>
             </w:r>
           </w:p>
         </w:tc>
@@ -1695,7 +1719,7 @@
                 <w:sz w:val="24"/>
                 <w:szCs w:val="24"/>
               </w:rPr>
-              <w:t xml:space="preserve">......................................................................................................................................................</w:t>
+              <w:t xml:space="preserve">..................................</w:t>
             </w:r>
           </w:p>
         </w:tc>
@@ -1811,7 +1835,7 @@
                 <w:sz w:val="24"/>
                 <w:szCs w:val="24"/>
               </w:rPr>
-              <w:t xml:space="preserve">......................................................................................................................................................</w:t>
+              <w:t xml:space="preserve">............................</w:t>
             </w:r>
           </w:p>
         </w:tc>
@@ -1848,7 +1872,7 @@
                 <w:sz w:val="24"/>
                 <w:szCs w:val="24"/>
               </w:rPr>
-              <w:t xml:space="preserve">......................................................................................................................................................</w:t>
+              <w:t xml:space="preserve">..................................</w:t>
             </w:r>
           </w:p>
         </w:tc>
@@ -1960,7 +1984,7 @@
                 <w:sz w:val="24"/>
                 <w:szCs w:val="24"/>
               </w:rPr>
-              <w:t xml:space="preserve">......................................................................................................................................................</w:t>
+              <w:t xml:space="preserve">............................</w:t>
             </w:r>
           </w:p>
         </w:tc>
@@ -1995,7 +2019,7 @@
                 <w:sz w:val="24"/>
                 <w:szCs w:val="24"/>
               </w:rPr>
-              <w:t xml:space="preserve">......................................................................................................................................................</w:t>
+              <w:t xml:space="preserve">..................................</w:t>
             </w:r>
           </w:p>
         </w:tc>

--- a/public/2026/seq05/FICHE_S5-A03_SketchUp1_4eme.docx
+++ b/public/2026/seq05/FICHE_S5-A03_SketchUp1_4eme.docx
@@ -453,6 +453,98 @@
         </w:tc>
       </w:tr>
     </w:tbl>
+    <w:p>
+      <w:pPr>
+        <w:keepNext/>
+        <w:pBdr>
+          <w:top w:val="single" w:sz="6" w:space="2" w:color="D9D9D9"/>
+          <w:left w:val="single" w:sz="6" w:space="2" w:color="D9D9D9"/>
+          <w:bottom w:val="single" w:sz="6" w:space="2" w:color="D9D9D9"/>
+          <w:right w:val="single" w:sz="6" w:space="2" w:color="D9D9D9"/>
+        </w:pBdr>
+        <w:shd w:val="clear" w:color="auto" w:fill="F2F2F2"/>
+        <w:spacing w:before="80" w:after="0"/>
+        <w:ind w:left="60" w:right="60"/>
+      </w:pPr>
+      <w:r>
+        <w:rPr>
+          <w:rFonts w:ascii="Arial" w:cs="Arial" w:eastAsia="Arial" w:hAnsi="Arial"/>
+          <w:b/>
+          <w:bCs/>
+          <w:sz w:val="24"/>
+          <w:szCs w:val="24"/>
+        </w:rPr>
+        <w:t xml:space="preserve">RESSOURCE 1 — Tinkercad</w:t>
+      </w:r>
+      <w:r>
+        <w:rPr>
+          <w:rFonts w:ascii="Arial" w:cs="Arial" w:eastAsia="Arial" w:hAnsi="Arial"/>
+          <w:sz w:val="24"/>
+          <w:szCs w:val="24"/>
+        </w:rPr>
+        <w:t xml:space="preserve"> · Autodesk · rien à installer</w:t>
+      </w:r>
+      <w:r>
+        <w:rPr>
+          <w:rFonts w:ascii="Arial" w:cs="Arial" w:eastAsia="Arial" w:hAnsi="Arial"/>
+        </w:rPr>
+        <w:br/>
+      </w:r>
+      <w:r>
+        <w:rPr>
+          <w:rFonts w:ascii="Arial" w:cs="Arial" w:eastAsia="Arial" w:hAnsi="Arial"/>
+          <w:sz w:val="22"/>
+          <w:szCs w:val="22"/>
+        </w:rPr>
+        <w:t xml:space="preserve">→ www.tinkercad.com</w:t>
+      </w:r>
+    </w:p>
+    <w:p>
+      <w:pPr>
+        <w:keepNext/>
+        <w:pBdr>
+          <w:top w:val="single" w:sz="6" w:space="2" w:color="D9D9D9"/>
+          <w:left w:val="single" w:sz="6" w:space="2" w:color="D9D9D9"/>
+          <w:bottom w:val="single" w:sz="6" w:space="2" w:color="D9D9D9"/>
+          <w:right w:val="single" w:sz="6" w:space="2" w:color="D9D9D9"/>
+        </w:pBdr>
+        <w:shd w:val="clear" w:color="auto" w:fill="F2F2F2"/>
+        <w:spacing w:before="0" w:after="120"/>
+        <w:ind w:left="60" w:right="60"/>
+      </w:pPr>
+      <w:r>
+        <w:rPr>
+          <w:rFonts w:ascii="Arial" w:cs="Arial" w:eastAsia="Arial" w:hAnsi="Arial"/>
+          <w:b/>
+          <w:bCs/>
+          <w:sz w:val="24"/>
+          <w:szCs w:val="24"/>
+        </w:rPr>
+        <w:t xml:space="preserve">RESSOURCE 2 — SketchUp</w:t>
+      </w:r>
+      <w:r>
+        <w:rPr>
+          <w:rFonts w:ascii="Arial" w:cs="Arial" w:eastAsia="Arial" w:hAnsi="Arial"/>
+          <w:sz w:val="24"/>
+          <w:szCs w:val="24"/>
+        </w:rPr>
+        <w:t xml:space="preserve"> · Trimble · rien à installer</w:t>
+      </w:r>
+      <w:r>
+        <w:rPr>
+          <w:rFonts w:ascii="Arial" w:cs="Arial" w:eastAsia="Arial" w:hAnsi="Arial"/>
+        </w:rPr>
+        <w:br/>
+      </w:r>
+      <w:r>
+        <w:rPr>
+          <w:rFonts w:ascii="Arial" w:cs="Arial" w:eastAsia="Arial" w:hAnsi="Arial"/>
+          <w:sz w:val="22"/>
+          <w:szCs w:val="22"/>
+        </w:rPr>
+        <w:t xml:space="preserve">→ www.sketchup.com/fr</w:t>
+      </w:r>
+    </w:p>
     <w:p>
       <w:pPr>
         <w:keepNext/>
